--- a/开题提交/报告-答辩.docx
+++ b/开题提交/报告-答辩.docx
@@ -4917,20 +4917,29 @@
       <w:r>
         <w:rPr>
           <w:rFonts w:ascii="宋体" w:eastAsia="宋体" w:hAnsi="宋体" w:hint="eastAsia"/>
+          <w:u w:val="single"/>
         </w:rPr>
         <w:t>利用卷积神经网络（</w:t>
       </w:r>
       <w:r>
         <w:rPr>
           <w:rFonts w:ascii="宋体" w:eastAsia="宋体" w:hAnsi="宋体"/>
+          <w:u w:val="single"/>
         </w:rPr>
         <w:t>CNN</w:t>
       </w:r>
       <w:r>
         <w:rPr>
           <w:rFonts w:ascii="宋体" w:eastAsia="宋体" w:hAnsi="宋体" w:hint="eastAsia"/>
-        </w:rPr>
-        <w:t>）和注意力机制来学习药物和靶点的特征，并为每个原子和氨基酸分配注意力向量以进行加权表示。</w:t>
+          <w:u w:val="single"/>
+        </w:rPr>
+        <w:t>）和注意力机制来学习药物和靶点的特征，并为每个原子和氨基酸分配注意力向量以进行加权表示</w:t>
+      </w:r>
+      <w:r>
+        <w:rPr>
+          <w:rFonts w:ascii="宋体" w:eastAsia="宋体" w:hAnsi="宋体" w:hint="eastAsia"/>
+        </w:rPr>
+        <w:t>。</w:t>
       </w:r>
       <w:proofErr w:type="spellStart"/>
       <w:r>
@@ -4949,6 +4958,7 @@
       <w:r>
         <w:rPr>
           <w:rFonts w:ascii="宋体" w:eastAsia="宋体" w:hAnsi="宋体" w:hint="eastAsia"/>
+          <w:u w:val="single"/>
         </w:rPr>
         <w:t>采用基于注意力的特征融合模块来结合药物和靶点的特征表示，生成更具信息量的特征表示。此外，它还利用知识蒸馏</w:t>
       </w:r>
@@ -4956,6 +4966,7 @@
       <w:r>
         <w:rPr>
           <w:rFonts w:ascii="宋体" w:eastAsia="宋体" w:hAnsi="宋体" w:hint="eastAsia"/>
+          <w:u w:val="single"/>
         </w:rPr>
         <w:t>来结合</w:t>
       </w:r>
@@ -4963,8 +4974,15 @@
       <w:r>
         <w:rPr>
           <w:rFonts w:ascii="宋体" w:eastAsia="宋体" w:hAnsi="宋体" w:hint="eastAsia"/>
-        </w:rPr>
-        <w:t>多个模型的预测结果，进一步提高预测的准确性和鲁棒性。</w:t>
+          <w:u w:val="single"/>
+        </w:rPr>
+        <w:t>多个模型的预测结果，进一步提高预测的准确性和鲁棒性</w:t>
+      </w:r>
+      <w:r>
+        <w:rPr>
+          <w:rFonts w:ascii="宋体" w:eastAsia="宋体" w:hAnsi="宋体" w:hint="eastAsia"/>
+        </w:rPr>
+        <w:t>。</w:t>
       </w:r>
       <w:proofErr w:type="spellStart"/>
       <w:r>
@@ -5344,18 +5362,21 @@
       <w:r>
         <w:rPr>
           <w:rFonts w:ascii="宋体" w:eastAsia="宋体" w:hAnsi="宋体" w:hint="eastAsia"/>
+          <w:u w:val="single"/>
         </w:rPr>
         <w:t>利用药物与靶点之间的结构信息构建图，结合自然语言处理（</w:t>
       </w:r>
       <w:r>
         <w:rPr>
           <w:rFonts w:ascii="宋体" w:eastAsia="宋体" w:hAnsi="宋体"/>
+          <w:u w:val="single"/>
         </w:rPr>
         <w:t>NLP</w:t>
       </w:r>
       <w:r>
         <w:rPr>
           <w:rFonts w:ascii="宋体" w:eastAsia="宋体" w:hAnsi="宋体" w:hint="eastAsia"/>
+          <w:u w:val="single"/>
         </w:rPr>
         <w:t>）技术处理文本数据中的关系信息，并应用注意力机制对图中不同节点和</w:t>
       </w:r>
@@ -5363,6 +5384,7 @@
       <w:r>
         <w:rPr>
           <w:rFonts w:ascii="宋体" w:eastAsia="宋体" w:hAnsi="宋体" w:hint="eastAsia"/>
+          <w:u w:val="single"/>
         </w:rPr>
         <w:t>边</w:t>
       </w:r>
@@ -5370,8 +5392,15 @@
       <w:r>
         <w:rPr>
           <w:rFonts w:ascii="宋体" w:eastAsia="宋体" w:hAnsi="宋体" w:hint="eastAsia"/>
-        </w:rPr>
-        <w:t>的重要性进行加权。</w:t>
+          <w:u w:val="single"/>
+        </w:rPr>
+        <w:t>的重要性进行加权</w:t>
+      </w:r>
+      <w:r>
+        <w:rPr>
+          <w:rFonts w:ascii="宋体" w:eastAsia="宋体" w:hAnsi="宋体" w:hint="eastAsia"/>
+        </w:rPr>
+        <w:t>。</w:t>
       </w:r>
       <w:proofErr w:type="spellStart"/>
       <w:r>
@@ -5390,8 +5419,15 @@
       <w:r>
         <w:rPr>
           <w:rFonts w:ascii="宋体" w:eastAsia="宋体" w:hAnsi="宋体" w:hint="eastAsia"/>
-        </w:rPr>
-        <w:t>引入了一种基于双线性注意力网络的模型，以捕捉特征之间的相互作用，并使用注意力机制对不同特征的重要性进行加权。此外，该模型还结合了领域自适应技术，通过适应不同领域的数据来提高预测性能。</w:t>
+          <w:u w:val="single"/>
+        </w:rPr>
+        <w:t>引入了一种基于双线性注意力网络的模型，以捕捉特征之间的相互作用，并使用注意力机制对不同特征的重要性进行加权。</w:t>
+      </w:r>
+      <w:r>
+        <w:rPr>
+          <w:rFonts w:ascii="宋体" w:eastAsia="宋体" w:hAnsi="宋体" w:hint="eastAsia"/>
+        </w:rPr>
+        <w:t>此外，该模型还结合了领域自适应技术，通过适应不同领域的数据来提高预测性能。</w:t>
       </w:r>
       <w:r>
         <w:rPr>

--- a/开题提交/报告-答辩.docx
+++ b/开题提交/报告-答辩.docx
@@ -336,25 +336,7 @@
           <w:i/>
           <w:iCs/>
         </w:rPr>
-        <w:t xml:space="preserve">Nat. </w:t>
-      </w:r>
-      <w:proofErr w:type="spellStart"/>
-      <w:r>
-        <w:rPr>
-          <w:rFonts w:ascii="宋体" w:eastAsia="宋体" w:hAnsi="宋体"/>
-          <w:i/>
-          <w:iCs/>
-        </w:rPr>
-        <w:t>Protoc</w:t>
-      </w:r>
-      <w:proofErr w:type="spellEnd"/>
-      <w:r>
-        <w:rPr>
-          <w:rFonts w:ascii="宋体" w:eastAsia="宋体" w:hAnsi="宋体"/>
-          <w:i/>
-          <w:iCs/>
-        </w:rPr>
-        <w:t xml:space="preserve">. </w:t>
+        <w:t xml:space="preserve">Nat. Protoc. </w:t>
       </w:r>
       <w:r>
         <w:rPr>
@@ -434,25 +416,7 @@
           <w:i/>
           <w:iCs/>
         </w:rPr>
-        <w:t xml:space="preserve">Nat. Mach. </w:t>
-      </w:r>
-      <w:proofErr w:type="spellStart"/>
-      <w:r>
-        <w:rPr>
-          <w:rFonts w:ascii="宋体" w:eastAsia="宋体" w:hAnsi="宋体"/>
-          <w:i/>
-          <w:iCs/>
-        </w:rPr>
-        <w:t>Intell</w:t>
-      </w:r>
-      <w:proofErr w:type="spellEnd"/>
-      <w:r>
-        <w:rPr>
-          <w:rFonts w:ascii="宋体" w:eastAsia="宋体" w:hAnsi="宋体"/>
-          <w:i/>
-          <w:iCs/>
-        </w:rPr>
-        <w:t xml:space="preserve">. </w:t>
+        <w:t xml:space="preserve">Nat. Mach. Intell. </w:t>
       </w:r>
       <w:r>
         <w:rPr>
@@ -512,21 +476,7 @@
         <w:rPr>
           <w:rFonts w:ascii="宋体" w:eastAsia="宋体" w:hAnsi="宋体"/>
         </w:rPr>
-        <w:t xml:space="preserve">Renaud, N. et al. </w:t>
-      </w:r>
-      <w:proofErr w:type="spellStart"/>
-      <w:r>
-        <w:rPr>
-          <w:rFonts w:ascii="宋体" w:eastAsia="宋体" w:hAnsi="宋体"/>
-        </w:rPr>
-        <w:t>DeepRank</w:t>
-      </w:r>
-      <w:proofErr w:type="spellEnd"/>
-      <w:r>
-        <w:rPr>
-          <w:rFonts w:ascii="宋体" w:eastAsia="宋体" w:hAnsi="宋体"/>
-        </w:rPr>
-        <w:t>: a deep learning framework for data</w:t>
+        <w:t>Renaud, N. et al. DeepRank: a deep learning framework for data</w:t>
       </w:r>
       <w:r>
         <w:rPr>
@@ -676,19 +626,11 @@
         </w:rPr>
         <w:t xml:space="preserve"> </w:t>
       </w:r>
-      <w:proofErr w:type="spellStart"/>
-      <w:r>
-        <w:rPr>
-          <w:rFonts w:ascii="宋体" w:eastAsia="宋体" w:hAnsi="宋体"/>
-        </w:rPr>
-        <w:t>Stebliankin</w:t>
-      </w:r>
-      <w:proofErr w:type="spellEnd"/>
-      <w:r>
-        <w:rPr>
-          <w:rFonts w:ascii="宋体" w:eastAsia="宋体" w:hAnsi="宋体"/>
-        </w:rPr>
-        <w:t>, V. et al. Evaluating protein binding interfaces with</w:t>
+      <w:r>
+        <w:rPr>
+          <w:rFonts w:ascii="宋体" w:eastAsia="宋体" w:hAnsi="宋体"/>
+        </w:rPr>
+        <w:t>Stebliankin, V. et al. Evaluating protein binding interfaces with</w:t>
       </w:r>
       <w:r>
         <w:rPr>
@@ -708,25 +650,7 @@
           <w:i/>
           <w:iCs/>
         </w:rPr>
-        <w:t xml:space="preserve">Nat. Mach. </w:t>
-      </w:r>
-      <w:proofErr w:type="spellStart"/>
-      <w:r>
-        <w:rPr>
-          <w:rFonts w:ascii="宋体" w:eastAsia="宋体" w:hAnsi="宋体"/>
-          <w:i/>
-          <w:iCs/>
-        </w:rPr>
-        <w:t>Intell</w:t>
-      </w:r>
-      <w:proofErr w:type="spellEnd"/>
-      <w:r>
-        <w:rPr>
-          <w:rFonts w:ascii="宋体" w:eastAsia="宋体" w:hAnsi="宋体"/>
-          <w:i/>
-          <w:iCs/>
-        </w:rPr>
-        <w:t xml:space="preserve">. </w:t>
+        <w:t xml:space="preserve">Nat. Mach. Intell. </w:t>
       </w:r>
       <w:r>
         <w:rPr>
@@ -774,35 +698,7 @@
         <w:rPr>
           <w:rFonts w:ascii="宋体" w:eastAsia="宋体" w:hAnsi="宋体"/>
         </w:rPr>
-        <w:t xml:space="preserve">Reau, M., Renaud, N., Xue, L. C. &amp; </w:t>
-      </w:r>
-      <w:proofErr w:type="spellStart"/>
-      <w:r>
-        <w:rPr>
-          <w:rFonts w:ascii="宋体" w:eastAsia="宋体" w:hAnsi="宋体"/>
-        </w:rPr>
-        <w:t>Bonvin</w:t>
-      </w:r>
-      <w:proofErr w:type="spellEnd"/>
-      <w:r>
-        <w:rPr>
-          <w:rFonts w:ascii="宋体" w:eastAsia="宋体" w:hAnsi="宋体"/>
-        </w:rPr>
-        <w:t xml:space="preserve">, A. M. </w:t>
-      </w:r>
-      <w:proofErr w:type="spellStart"/>
-      <w:r>
-        <w:rPr>
-          <w:rFonts w:ascii="宋体" w:eastAsia="宋体" w:hAnsi="宋体"/>
-        </w:rPr>
-        <w:t>DeepRank</w:t>
-      </w:r>
-      <w:proofErr w:type="spellEnd"/>
-      <w:r>
-        <w:rPr>
-          <w:rFonts w:ascii="宋体" w:eastAsia="宋体" w:hAnsi="宋体"/>
-        </w:rPr>
-        <w:t>-GNN:</w:t>
+        <w:t>Reau, M., Renaud, N., Xue, L. C. &amp; Bonvin, A. M. DeepRank-GNN:</w:t>
       </w:r>
       <w:r>
         <w:rPr>
@@ -1192,25 +1088,7 @@
           <w:i/>
           <w:iCs/>
         </w:rPr>
-        <w:t xml:space="preserve">Nat. </w:t>
-      </w:r>
-      <w:proofErr w:type="spellStart"/>
-      <w:r>
-        <w:rPr>
-          <w:rFonts w:ascii="宋体" w:eastAsia="宋体" w:hAnsi="宋体"/>
-          <w:i/>
-          <w:iCs/>
-        </w:rPr>
-        <w:t>Comput</w:t>
-      </w:r>
-      <w:proofErr w:type="spellEnd"/>
-      <w:r>
-        <w:rPr>
-          <w:rFonts w:ascii="宋体" w:eastAsia="宋体" w:hAnsi="宋体"/>
-          <w:i/>
-          <w:iCs/>
-        </w:rPr>
-        <w:t>.</w:t>
+        <w:t>Nat. Comput.</w:t>
       </w:r>
       <w:r>
         <w:rPr>
@@ -1272,21 +1150,7 @@
         <w:rPr>
           <w:rFonts w:ascii="宋体" w:eastAsia="宋体" w:hAnsi="宋体"/>
         </w:rPr>
-        <w:t xml:space="preserve">Sverrisson, F., </w:t>
-      </w:r>
-      <w:proofErr w:type="spellStart"/>
-      <w:r>
-        <w:rPr>
-          <w:rFonts w:ascii="宋体" w:eastAsia="宋体" w:hAnsi="宋体"/>
-        </w:rPr>
-        <w:t>Feydy</w:t>
-      </w:r>
-      <w:proofErr w:type="spellEnd"/>
-      <w:r>
-        <w:rPr>
-          <w:rFonts w:ascii="宋体" w:eastAsia="宋体" w:hAnsi="宋体"/>
-        </w:rPr>
-        <w:t>, J., Correia, B. E. &amp; Bronstein, M. M. Fast</w:t>
+        <w:t>Sverrisson, F., Feydy, J., Correia, B. E. &amp; Bronstein, M. M. Fast</w:t>
       </w:r>
       <w:r>
         <w:rPr>
@@ -1367,16 +1231,8 @@
         <w:rPr>
           <w:rFonts w:ascii="宋体" w:eastAsia="宋体" w:hAnsi="宋体" w:hint="eastAsia"/>
         </w:rPr>
-        <w:t>组</w:t>
-      </w:r>
-      <w:proofErr w:type="gramStart"/>
-      <w:r>
-        <w:rPr>
-          <w:rFonts w:ascii="宋体" w:eastAsia="宋体" w:hAnsi="宋体" w:hint="eastAsia"/>
-        </w:rPr>
-        <w:t>学规模</w:t>
-      </w:r>
-      <w:proofErr w:type="gramEnd"/>
+        <w:t>组学规模</w:t>
+      </w:r>
       <w:r>
         <w:rPr>
           <w:rFonts w:ascii="宋体" w:eastAsia="宋体" w:hAnsi="宋体" w:hint="eastAsia"/>
@@ -1415,21 +1271,7 @@
         <w:rPr>
           <w:rFonts w:ascii="宋体" w:eastAsia="宋体" w:hAnsi="宋体" w:hint="eastAsia"/>
         </w:rPr>
-        <w:t>蛋白质通过复杂的相互作用网络发挥作用，这些网络几乎</w:t>
-      </w:r>
-      <w:proofErr w:type="gramStart"/>
-      <w:r>
-        <w:rPr>
-          <w:rFonts w:ascii="宋体" w:eastAsia="宋体" w:hAnsi="宋体" w:hint="eastAsia"/>
-        </w:rPr>
-        <w:t>调控着</w:t>
-      </w:r>
-      <w:proofErr w:type="gramEnd"/>
-      <w:r>
-        <w:rPr>
-          <w:rFonts w:ascii="宋体" w:eastAsia="宋体" w:hAnsi="宋体" w:hint="eastAsia"/>
-        </w:rPr>
-        <w:t>所有的生物过程。破译这些相互作用网络对</w:t>
+        <w:t>蛋白质通过复杂的相互作用网络发挥作用，这些网络几乎调控着所有的生物过程。破译这些相互作用网络对</w:t>
       </w:r>
       <w:r>
         <w:rPr>
@@ -1453,27 +1295,13 @@
         <w:rPr>
           <w:rFonts w:ascii="宋体" w:eastAsia="宋体" w:hAnsi="宋体" w:hint="eastAsia"/>
         </w:rPr>
-        <w:t>蛋白质组</w:t>
-      </w:r>
-      <w:proofErr w:type="gramStart"/>
-      <w:r>
-        <w:rPr>
-          <w:rFonts w:ascii="宋体" w:eastAsia="宋体" w:hAnsi="宋体" w:hint="eastAsia"/>
-        </w:rPr>
-        <w:t>学</w:t>
-      </w:r>
-      <w:r>
-        <w:rPr>
-          <w:rFonts w:ascii="宋体" w:eastAsia="宋体" w:hAnsi="宋体" w:hint="eastAsia"/>
-        </w:rPr>
-        <w:t>规模</w:t>
-      </w:r>
-      <w:proofErr w:type="gramEnd"/>
-      <w:r>
-        <w:rPr>
-          <w:rFonts w:ascii="宋体" w:eastAsia="宋体" w:hAnsi="宋体" w:hint="eastAsia"/>
-        </w:rPr>
-        <w:t>的相互作用筛选方法，以便高效地绘制细胞内蛋白质相互作用的广阔图谱。</w:t>
+        <w:t>蛋白质组学</w:t>
+      </w:r>
+      <w:r>
+        <w:rPr>
+          <w:rFonts w:ascii="宋体" w:eastAsia="宋体" w:hAnsi="宋体" w:hint="eastAsia"/>
+        </w:rPr>
+        <w:t>规模的相互作用筛选方法，以便高效地绘制细胞内蛋白质相互作用的广阔图谱。</w:t>
       </w:r>
     </w:p>
     <w:p>
@@ -1553,21 +1381,7 @@
         <w:rPr>
           <w:rFonts w:ascii="宋体" w:eastAsia="宋体" w:hAnsi="宋体"/>
         </w:rPr>
-        <w:t>相互作用（Protein-Ligand Interaction, PLI）是一个重要的研究方向。PLI 的主要目标是识别与</w:t>
-      </w:r>
-      <w:proofErr w:type="gramStart"/>
-      <w:r>
-        <w:rPr>
-          <w:rFonts w:ascii="宋体" w:eastAsia="宋体" w:hAnsi="宋体"/>
-        </w:rPr>
-        <w:t>特定小</w:t>
-      </w:r>
-      <w:proofErr w:type="gramEnd"/>
-      <w:r>
-        <w:rPr>
-          <w:rFonts w:ascii="宋体" w:eastAsia="宋体" w:hAnsi="宋体"/>
-        </w:rPr>
-        <w:t>分子配体相互作用的受体。</w:t>
+        <w:t>相互作用（Protein-Ligand Interaction, PLI）是一个重要的研究方向。PLI 的主要目标是识别与特定小分子配体相互作用的受体。</w:t>
       </w:r>
       <w:r>
         <w:rPr>
@@ -1637,63 +1451,7 @@
         <w:rPr>
           <w:rFonts w:ascii="宋体" w:eastAsia="宋体" w:hAnsi="宋体"/>
         </w:rPr>
-        <w:t xml:space="preserve">Min Su Yoon, </w:t>
-      </w:r>
-      <w:proofErr w:type="spellStart"/>
-      <w:r>
-        <w:rPr>
-          <w:rFonts w:ascii="宋体" w:eastAsia="宋体" w:hAnsi="宋体"/>
-        </w:rPr>
-        <w:t>Byunghyun</w:t>
-      </w:r>
-      <w:proofErr w:type="spellEnd"/>
-      <w:r>
-        <w:rPr>
-          <w:rFonts w:ascii="宋体" w:eastAsia="宋体" w:hAnsi="宋体"/>
-        </w:rPr>
-        <w:t xml:space="preserve"> Bae, </w:t>
-      </w:r>
-      <w:proofErr w:type="spellStart"/>
-      <w:r>
-        <w:rPr>
-          <w:rFonts w:ascii="宋体" w:eastAsia="宋体" w:hAnsi="宋体"/>
-        </w:rPr>
-        <w:t>Kunhee</w:t>
-      </w:r>
-      <w:proofErr w:type="spellEnd"/>
-      <w:r>
-        <w:rPr>
-          <w:rFonts w:ascii="宋体" w:eastAsia="宋体" w:hAnsi="宋体"/>
-        </w:rPr>
-        <w:t xml:space="preserve"> Kim, </w:t>
-      </w:r>
-      <w:proofErr w:type="spellStart"/>
-      <w:r>
-        <w:rPr>
-          <w:rFonts w:ascii="宋体" w:eastAsia="宋体" w:hAnsi="宋体"/>
-        </w:rPr>
-        <w:t>Hahnbeom</w:t>
-      </w:r>
-      <w:proofErr w:type="spellEnd"/>
-      <w:r>
-        <w:rPr>
-          <w:rFonts w:ascii="宋体" w:eastAsia="宋体" w:hAnsi="宋体"/>
-        </w:rPr>
-        <w:t xml:space="preserve"> Park, </w:t>
-      </w:r>
-      <w:proofErr w:type="spellStart"/>
-      <w:r>
-        <w:rPr>
-          <w:rFonts w:ascii="宋体" w:eastAsia="宋体" w:hAnsi="宋体"/>
-        </w:rPr>
-        <w:t>Minkyung</w:t>
-      </w:r>
-      <w:proofErr w:type="spellEnd"/>
-      <w:r>
-        <w:rPr>
-          <w:rFonts w:ascii="宋体" w:eastAsia="宋体" w:hAnsi="宋体"/>
-        </w:rPr>
-        <w:t xml:space="preserve"> Baek,</w:t>
+        <w:t>Min Su Yoon, Byunghyun Bae, Kunhee Kim, Hahnbeom Park, Minkyung Baek,</w:t>
       </w:r>
       <w:r>
         <w:rPr>
@@ -1904,19 +1662,11 @@
         </w:rPr>
         <w:t xml:space="preserve"> </w:t>
       </w:r>
-      <w:proofErr w:type="spellStart"/>
-      <w:r>
-        <w:rPr>
-          <w:rFonts w:ascii="宋体" w:eastAsia="宋体" w:hAnsi="宋体"/>
-        </w:rPr>
-        <w:t>GalaxySagittarius</w:t>
-      </w:r>
-      <w:proofErr w:type="spellEnd"/>
-      <w:r>
-        <w:rPr>
-          <w:rFonts w:ascii="宋体" w:eastAsia="宋体" w:hAnsi="宋体"/>
-        </w:rPr>
-        <w:t>: structure- and similarity-based prediction</w:t>
+      <w:r>
+        <w:rPr>
+          <w:rFonts w:ascii="宋体" w:eastAsia="宋体" w:hAnsi="宋体"/>
+        </w:rPr>
+        <w:t>GalaxySagittarius: structure- and similarity-based prediction</w:t>
       </w:r>
       <w:r>
         <w:rPr>
@@ -1971,69 +1721,19 @@
         <w:rPr>
           <w:rFonts w:ascii="宋体" w:eastAsia="宋体" w:hAnsi="宋体"/>
         </w:rPr>
-        <w:t xml:space="preserve">Jumper J, Evans R, Pritzel A, Green T, </w:t>
-      </w:r>
-      <w:proofErr w:type="spellStart"/>
-      <w:r>
-        <w:rPr>
-          <w:rFonts w:ascii="宋体" w:eastAsia="宋体" w:hAnsi="宋体"/>
-        </w:rPr>
-        <w:t>Figurnov</w:t>
-      </w:r>
-      <w:proofErr w:type="spellEnd"/>
-      <w:r>
-        <w:rPr>
-          <w:rFonts w:ascii="宋体" w:eastAsia="宋体" w:hAnsi="宋体"/>
-        </w:rPr>
-        <w:t xml:space="preserve"> M,</w:t>
-      </w:r>
-      <w:r>
-        <w:rPr>
-          <w:rFonts w:ascii="宋体" w:eastAsia="宋体" w:hAnsi="宋体" w:hint="eastAsia"/>
-        </w:rPr>
-        <w:t xml:space="preserve"> </w:t>
-      </w:r>
-      <w:proofErr w:type="spellStart"/>
-      <w:r>
-        <w:rPr>
-          <w:rFonts w:ascii="宋体" w:eastAsia="宋体" w:hAnsi="宋体"/>
-        </w:rPr>
-        <w:t>Ronneberger</w:t>
-      </w:r>
-      <w:proofErr w:type="spellEnd"/>
-      <w:r>
-        <w:rPr>
-          <w:rFonts w:ascii="宋体" w:eastAsia="宋体" w:hAnsi="宋体"/>
-        </w:rPr>
-        <w:t xml:space="preserve"> O, </w:t>
-      </w:r>
-      <w:proofErr w:type="spellStart"/>
-      <w:r>
-        <w:rPr>
-          <w:rFonts w:ascii="宋体" w:eastAsia="宋体" w:hAnsi="宋体"/>
-        </w:rPr>
-        <w:t>Tunyasuvunakool</w:t>
-      </w:r>
-      <w:proofErr w:type="spellEnd"/>
-      <w:r>
-        <w:rPr>
-          <w:rFonts w:ascii="宋体" w:eastAsia="宋体" w:hAnsi="宋体"/>
-        </w:rPr>
-        <w:t xml:space="preserve"> K, Bates R, _</w:t>
-      </w:r>
-      <w:proofErr w:type="spellStart"/>
-      <w:r>
-        <w:rPr>
-          <w:rFonts w:ascii="宋体" w:eastAsia="宋体" w:hAnsi="宋体"/>
-        </w:rPr>
-        <w:t>Zídek</w:t>
-      </w:r>
-      <w:proofErr w:type="spellEnd"/>
-      <w:r>
-        <w:rPr>
-          <w:rFonts w:ascii="宋体" w:eastAsia="宋体" w:hAnsi="宋体"/>
-        </w:rPr>
-        <w:t xml:space="preserve"> A,</w:t>
+        <w:t>Jumper J, Evans R, Pritzel A, Green T, Figurnov M,</w:t>
+      </w:r>
+      <w:r>
+        <w:rPr>
+          <w:rFonts w:ascii="宋体" w:eastAsia="宋体" w:hAnsi="宋体" w:hint="eastAsia"/>
+        </w:rPr>
+        <w:t xml:space="preserve"> </w:t>
+      </w:r>
+      <w:r>
+        <w:rPr>
+          <w:rFonts w:ascii="宋体" w:eastAsia="宋体" w:hAnsi="宋体"/>
+        </w:rPr>
+        <w:t>Ronneberger O, Tunyasuvunakool K, Bates R, _Zídek A,</w:t>
       </w:r>
       <w:r>
         <w:rPr>
@@ -2088,35 +1788,7 @@
         <w:rPr>
           <w:rFonts w:ascii="宋体" w:eastAsia="宋体" w:hAnsi="宋体"/>
         </w:rPr>
-        <w:t xml:space="preserve">Baek M, DiMaio F, </w:t>
-      </w:r>
-      <w:proofErr w:type="spellStart"/>
-      <w:r>
-        <w:rPr>
-          <w:rFonts w:ascii="宋体" w:eastAsia="宋体" w:hAnsi="宋体"/>
-        </w:rPr>
-        <w:t>Anishchenko</w:t>
-      </w:r>
-      <w:proofErr w:type="spellEnd"/>
-      <w:r>
-        <w:rPr>
-          <w:rFonts w:ascii="宋体" w:eastAsia="宋体" w:hAnsi="宋体"/>
-        </w:rPr>
-        <w:t xml:space="preserve"> I, </w:t>
-      </w:r>
-      <w:proofErr w:type="spellStart"/>
-      <w:r>
-        <w:rPr>
-          <w:rFonts w:ascii="宋体" w:eastAsia="宋体" w:hAnsi="宋体"/>
-        </w:rPr>
-        <w:t>Dauparas</w:t>
-      </w:r>
-      <w:proofErr w:type="spellEnd"/>
-      <w:r>
-        <w:rPr>
-          <w:rFonts w:ascii="宋体" w:eastAsia="宋体" w:hAnsi="宋体"/>
-        </w:rPr>
-        <w:t xml:space="preserve"> J, Ovchinnikov S,</w:t>
+        <w:t>Baek M, DiMaio F, Anishchenko I, Dauparas J, Ovchinnikov S,</w:t>
       </w:r>
       <w:r>
         <w:rPr>
@@ -2176,21 +1848,7 @@
         <w:rPr>
           <w:rFonts w:ascii="宋体" w:eastAsia="宋体" w:hAnsi="宋体"/>
         </w:rPr>
-        <w:t xml:space="preserve">Humphreys IR, Pei J, Baek M, Krishnakumar A, </w:t>
-      </w:r>
-      <w:proofErr w:type="spellStart"/>
-      <w:r>
-        <w:rPr>
-          <w:rFonts w:ascii="宋体" w:eastAsia="宋体" w:hAnsi="宋体"/>
-        </w:rPr>
-        <w:t>Anishchenko</w:t>
-      </w:r>
-      <w:proofErr w:type="spellEnd"/>
-      <w:r>
-        <w:rPr>
-          <w:rFonts w:ascii="宋体" w:eastAsia="宋体" w:hAnsi="宋体"/>
-        </w:rPr>
-        <w:t xml:space="preserve"> I,</w:t>
+        <w:t>Humphreys IR, Pei J, Baek M, Krishnakumar A, Anishchenko I,</w:t>
       </w:r>
       <w:r>
         <w:rPr>
@@ -2209,35 +1867,7 @@
           <w:rFonts w:ascii="宋体" w:eastAsia="宋体" w:hAnsi="宋体"/>
         </w:rPr>
         <w:lastRenderedPageBreak/>
-        <w:t xml:space="preserve">Zhang J, Ness TJ, </w:t>
-      </w:r>
-      <w:proofErr w:type="spellStart"/>
-      <w:r>
-        <w:rPr>
-          <w:rFonts w:ascii="宋体" w:eastAsia="宋体" w:hAnsi="宋体"/>
-        </w:rPr>
-        <w:t>Banjade</w:t>
-      </w:r>
-      <w:proofErr w:type="spellEnd"/>
-      <w:r>
-        <w:rPr>
-          <w:rFonts w:ascii="宋体" w:eastAsia="宋体" w:hAnsi="宋体"/>
-        </w:rPr>
-        <w:t xml:space="preserve"> S, </w:t>
-      </w:r>
-      <w:proofErr w:type="spellStart"/>
-      <w:r>
-        <w:rPr>
-          <w:rFonts w:ascii="宋体" w:eastAsia="宋体" w:hAnsi="宋体"/>
-        </w:rPr>
-        <w:t>Bagde</w:t>
-      </w:r>
-      <w:proofErr w:type="spellEnd"/>
-      <w:r>
-        <w:rPr>
-          <w:rFonts w:ascii="宋体" w:eastAsia="宋体" w:hAnsi="宋体"/>
-        </w:rPr>
-        <w:t xml:space="preserve"> SR, et al.:</w:t>
+        <w:t>Zhang J, Ness TJ, Banjade S, Bagde SR, et al.:</w:t>
       </w:r>
       <w:r>
         <w:rPr>
@@ -2367,19 +1997,11 @@
         </w:rPr>
         <w:t xml:space="preserve"> </w:t>
       </w:r>
-      <w:proofErr w:type="spellStart"/>
-      <w:r>
-        <w:rPr>
-          <w:rFonts w:ascii="宋体" w:eastAsia="宋体" w:hAnsi="宋体"/>
-        </w:rPr>
-        <w:t>Anishchenko</w:t>
-      </w:r>
-      <w:proofErr w:type="spellEnd"/>
-      <w:r>
-        <w:rPr>
-          <w:rFonts w:ascii="宋体" w:eastAsia="宋体" w:hAnsi="宋体"/>
-        </w:rPr>
-        <w:t xml:space="preserve"> I, Tower CA, Jackson BA, Warrier T, et al.: Protein</w:t>
+      <w:r>
+        <w:rPr>
+          <w:rFonts w:ascii="宋体" w:eastAsia="宋体" w:hAnsi="宋体"/>
+        </w:rPr>
+        <w:t>Anishchenko I, Tower CA, Jackson BA, Warrier T, et al.: Protein</w:t>
       </w:r>
       <w:r>
         <w:rPr>
@@ -2403,21 +2025,7 @@
         <w:rPr>
           <w:rFonts w:ascii="宋体" w:eastAsia="宋体" w:hAnsi="宋体"/>
         </w:rPr>
-        <w:t xml:space="preserve">learning. Nat </w:t>
-      </w:r>
-      <w:proofErr w:type="spellStart"/>
-      <w:r>
-        <w:rPr>
-          <w:rFonts w:ascii="宋体" w:eastAsia="宋体" w:hAnsi="宋体"/>
-        </w:rPr>
-        <w:t>Microbiol</w:t>
-      </w:r>
-      <w:proofErr w:type="spellEnd"/>
-      <w:r>
-        <w:rPr>
-          <w:rFonts w:ascii="宋体" w:eastAsia="宋体" w:hAnsi="宋体"/>
-        </w:rPr>
-        <w:t xml:space="preserve"> 2024, 9:2642–2652.</w:t>
+        <w:t>learning. Nat Microbiol 2024, 9:2642–2652.</w:t>
       </w:r>
     </w:p>
     <w:p>
@@ -2592,21 +2200,7 @@
         <w:rPr>
           <w:rFonts w:ascii="宋体" w:eastAsia="宋体" w:hAnsi="宋体"/>
         </w:rPr>
-        <w:t>是：选择合适的配体信息类型（</w:t>
-      </w:r>
-      <w:proofErr w:type="gramStart"/>
-      <w:r>
-        <w:rPr>
-          <w:rFonts w:ascii="宋体" w:eastAsia="宋体" w:hAnsi="宋体"/>
-        </w:rPr>
-        <w:t>如分子</w:t>
-      </w:r>
-      <w:proofErr w:type="gramEnd"/>
-      <w:r>
-        <w:rPr>
-          <w:rFonts w:ascii="宋体" w:eastAsia="宋体" w:hAnsi="宋体"/>
-        </w:rPr>
-        <w:t>指纹（molecular fingerprints））</w:t>
+        <w:t>是：选择合适的配体信息类型（如分子指纹（molecular fingerprints））</w:t>
       </w:r>
       <w:r>
         <w:rPr>
@@ -2852,21 +2446,12 @@
         </w:rPr>
         <w:t>的研究，是早期蛋白-配体对接的代表性工作。</w:t>
       </w:r>
-      <w:proofErr w:type="spellStart"/>
-      <w:r>
-        <w:rPr>
-          <w:rFonts w:ascii="宋体" w:eastAsia="宋体" w:hAnsi="宋体"/>
-        </w:rPr>
-        <w:t>GalaxySagittarius</w:t>
-      </w:r>
-      <w:proofErr w:type="spellEnd"/>
-      <w:r>
-        <w:rPr>
-          <w:rFonts w:ascii="宋体" w:eastAsia="宋体" w:hAnsi="宋体"/>
-        </w:rPr>
-        <w:t xml:space="preserve"> [</w:t>
-      </w:r>
-      <w:proofErr w:type="gramStart"/>
+      <w:r>
+        <w:rPr>
+          <w:rFonts w:ascii="宋体" w:eastAsia="宋体" w:hAnsi="宋体"/>
+        </w:rPr>
+        <w:t>GalaxySagittarius [</w:t>
+      </w:r>
       <w:r>
         <w:rPr>
           <w:rFonts w:ascii="宋体" w:eastAsia="宋体" w:hAnsi="宋体" w:hint="eastAsia"/>
@@ -2877,14 +2462,7 @@
         <w:rPr>
           <w:rFonts w:ascii="宋体" w:eastAsia="宋体" w:hAnsi="宋体"/>
         </w:rPr>
-        <w:t>]，</w:t>
-      </w:r>
-      <w:proofErr w:type="gramEnd"/>
-      <w:r>
-        <w:rPr>
-          <w:rFonts w:ascii="宋体" w:eastAsia="宋体" w:hAnsi="宋体"/>
-        </w:rPr>
-        <w:t>利用蛋白质结构进行</w:t>
+        <w:t>]，利用蛋白质结构进行</w:t>
       </w:r>
       <w:r>
         <w:rPr>
@@ -3283,21 +2861,7 @@
         <w:rPr>
           <w:rFonts w:ascii="宋体" w:eastAsia="宋体" w:hAnsi="宋体"/>
         </w:rPr>
-        <w:t>没有结构数据时，配体</w:t>
-      </w:r>
-      <w:proofErr w:type="gramStart"/>
-      <w:r>
-        <w:rPr>
-          <w:rFonts w:ascii="宋体" w:eastAsia="宋体" w:hAnsi="宋体"/>
-        </w:rPr>
-        <w:t>基方法</w:t>
-      </w:r>
-      <w:proofErr w:type="gramEnd"/>
-      <w:r>
-        <w:rPr>
-          <w:rFonts w:ascii="宋体" w:eastAsia="宋体" w:hAnsi="宋体"/>
-        </w:rPr>
-        <w:t>仍然是主流。</w:t>
+        <w:t>没有结构数据时，配体基方法仍然是主流。</w:t>
       </w:r>
     </w:p>
     <w:p>
@@ -3354,21 +2918,7 @@
         <w:rPr>
           <w:rFonts w:ascii="宋体" w:eastAsia="宋体" w:hAnsi="宋体"/>
         </w:rPr>
-        <w:t>传统的相似性匹配、分子对接方法仍然重要，但 DL 结合蛋白</w:t>
-      </w:r>
-      <w:proofErr w:type="gramStart"/>
-      <w:r>
-        <w:rPr>
-          <w:rFonts w:ascii="宋体" w:eastAsia="宋体" w:hAnsi="宋体"/>
-        </w:rPr>
-        <w:t>质结构</w:t>
-      </w:r>
-      <w:proofErr w:type="gramEnd"/>
-      <w:r>
-        <w:rPr>
-          <w:rFonts w:ascii="宋体" w:eastAsia="宋体" w:hAnsi="宋体"/>
-        </w:rPr>
-        <w:t>和分子特征后，未来可能成为更高效的筛选工具。</w:t>
+        <w:t>传统的相似性匹配、分子对接方法仍然重要，但 DL 结合蛋白质结构和分子特征后，未来可能成为更高效的筛选工具。</w:t>
       </w:r>
     </w:p>
     <w:p>
@@ -3410,63 +2960,7 @@
         <w:rPr>
           <w:rFonts w:ascii="宋体" w:eastAsia="宋体" w:hAnsi="宋体"/>
         </w:rPr>
-        <w:t xml:space="preserve">Min Su Yoon, </w:t>
-      </w:r>
-      <w:proofErr w:type="spellStart"/>
-      <w:r>
-        <w:rPr>
-          <w:rFonts w:ascii="宋体" w:eastAsia="宋体" w:hAnsi="宋体"/>
-        </w:rPr>
-        <w:t>Byunghyun</w:t>
-      </w:r>
-      <w:proofErr w:type="spellEnd"/>
-      <w:r>
-        <w:rPr>
-          <w:rFonts w:ascii="宋体" w:eastAsia="宋体" w:hAnsi="宋体"/>
-        </w:rPr>
-        <w:t xml:space="preserve"> Bae, </w:t>
-      </w:r>
-      <w:proofErr w:type="spellStart"/>
-      <w:r>
-        <w:rPr>
-          <w:rFonts w:ascii="宋体" w:eastAsia="宋体" w:hAnsi="宋体"/>
-        </w:rPr>
-        <w:t>Kunhee</w:t>
-      </w:r>
-      <w:proofErr w:type="spellEnd"/>
-      <w:r>
-        <w:rPr>
-          <w:rFonts w:ascii="宋体" w:eastAsia="宋体" w:hAnsi="宋体"/>
-        </w:rPr>
-        <w:t xml:space="preserve"> Kim, </w:t>
-      </w:r>
-      <w:proofErr w:type="spellStart"/>
-      <w:r>
-        <w:rPr>
-          <w:rFonts w:ascii="宋体" w:eastAsia="宋体" w:hAnsi="宋体"/>
-        </w:rPr>
-        <w:t>Hahnbeom</w:t>
-      </w:r>
-      <w:proofErr w:type="spellEnd"/>
-      <w:r>
-        <w:rPr>
-          <w:rFonts w:ascii="宋体" w:eastAsia="宋体" w:hAnsi="宋体"/>
-        </w:rPr>
-        <w:t xml:space="preserve"> Park, </w:t>
-      </w:r>
-      <w:proofErr w:type="spellStart"/>
-      <w:r>
-        <w:rPr>
-          <w:rFonts w:ascii="宋体" w:eastAsia="宋体" w:hAnsi="宋体"/>
-        </w:rPr>
-        <w:t>Minkyung</w:t>
-      </w:r>
-      <w:proofErr w:type="spellEnd"/>
-      <w:r>
-        <w:rPr>
-          <w:rFonts w:ascii="宋体" w:eastAsia="宋体" w:hAnsi="宋体"/>
-        </w:rPr>
-        <w:t xml:space="preserve"> Baek,</w:t>
+        <w:t>Min Su Yoon, Byunghyun Bae, Kunhee Kim, Hahnbeom Park, Minkyung Baek,</w:t>
       </w:r>
       <w:r>
         <w:rPr>
@@ -3590,21 +3084,7 @@
         <w:rPr>
           <w:rFonts w:ascii="宋体" w:eastAsia="宋体" w:hAnsi="宋体"/>
         </w:rPr>
-        <w:t xml:space="preserve">Singh R, </w:t>
-      </w:r>
-      <w:proofErr w:type="spellStart"/>
-      <w:r>
-        <w:rPr>
-          <w:rFonts w:ascii="宋体" w:eastAsia="宋体" w:hAnsi="宋体"/>
-        </w:rPr>
-        <w:t>Sledzieski</w:t>
-      </w:r>
-      <w:proofErr w:type="spellEnd"/>
-      <w:r>
-        <w:rPr>
-          <w:rFonts w:ascii="宋体" w:eastAsia="宋体" w:hAnsi="宋体"/>
-        </w:rPr>
-        <w:t xml:space="preserve"> S, Bryson B, Cowen L, Berger B: Contrastive</w:t>
+        <w:t>Singh R, Sledzieski S, Bryson B, Cowen L, Berger B: Contrastive</w:t>
       </w:r>
       <w:r>
         <w:rPr>
@@ -3640,21 +3120,7 @@
         <w:rPr>
           <w:rFonts w:ascii="宋体" w:eastAsia="宋体" w:hAnsi="宋体"/>
         </w:rPr>
-        <w:t xml:space="preserve">Proc Natl </w:t>
-      </w:r>
-      <w:proofErr w:type="spellStart"/>
-      <w:r>
-        <w:rPr>
-          <w:rFonts w:ascii="宋体" w:eastAsia="宋体" w:hAnsi="宋体"/>
-        </w:rPr>
-        <w:t>Acad</w:t>
-      </w:r>
-      <w:proofErr w:type="spellEnd"/>
-      <w:r>
-        <w:rPr>
-          <w:rFonts w:ascii="宋体" w:eastAsia="宋体" w:hAnsi="宋体"/>
-        </w:rPr>
-        <w:t xml:space="preserve"> Sci USA 2023,120, e2220778120.</w:t>
+        <w:t>Proc Natl Acad Sci USA 2023,120, e2220778120.</w:t>
       </w:r>
     </w:p>
     <w:p>
@@ -3693,19 +3159,11 @@
         </w:rPr>
         <w:t xml:space="preserve"> </w:t>
       </w:r>
-      <w:proofErr w:type="spellStart"/>
-      <w:r>
-        <w:rPr>
-          <w:rFonts w:ascii="宋体" w:eastAsia="宋体" w:hAnsi="宋体"/>
-        </w:rPr>
-        <w:t>DrugCLIP</w:t>
-      </w:r>
-      <w:proofErr w:type="spellEnd"/>
-      <w:r>
-        <w:rPr>
-          <w:rFonts w:ascii="宋体" w:eastAsia="宋体" w:hAnsi="宋体"/>
-        </w:rPr>
-        <w:t>. Contrastive Protein-Molecule Representation</w:t>
+      <w:r>
+        <w:rPr>
+          <w:rFonts w:ascii="宋体" w:eastAsia="宋体" w:hAnsi="宋体"/>
+        </w:rPr>
+        <w:t>DrugCLIP. Contrastive Protein-Molecule Representation</w:t>
       </w:r>
       <w:r>
         <w:rPr>
@@ -3772,35 +3230,7 @@
         <w:rPr>
           <w:rFonts w:ascii="宋体" w:eastAsia="宋体" w:hAnsi="宋体"/>
         </w:rPr>
-        <w:t xml:space="preserve">screens. </w:t>
-      </w:r>
-      <w:proofErr w:type="spellStart"/>
-      <w:r>
-        <w:rPr>
-          <w:rFonts w:ascii="宋体" w:eastAsia="宋体" w:hAnsi="宋体"/>
-        </w:rPr>
-        <w:t>PLoS</w:t>
-      </w:r>
-      <w:proofErr w:type="spellEnd"/>
-      <w:r>
-        <w:rPr>
-          <w:rFonts w:ascii="宋体" w:eastAsia="宋体" w:hAnsi="宋体"/>
-        </w:rPr>
-        <w:t xml:space="preserve"> </w:t>
-      </w:r>
-      <w:proofErr w:type="spellStart"/>
-      <w:r>
-        <w:rPr>
-          <w:rFonts w:ascii="宋体" w:eastAsia="宋体" w:hAnsi="宋体"/>
-        </w:rPr>
-        <w:t>Comput</w:t>
-      </w:r>
-      <w:proofErr w:type="spellEnd"/>
-      <w:r>
-        <w:rPr>
-          <w:rFonts w:ascii="宋体" w:eastAsia="宋体" w:hAnsi="宋体"/>
-        </w:rPr>
-        <w:t xml:space="preserve"> Biol 2022, 18, e1009853.</w:t>
+        <w:t>screens. PLoS Comput Biol 2022, 18, e1009853.</w:t>
       </w:r>
     </w:p>
     <w:p>
@@ -3831,21 +3261,7 @@
         <w:rPr>
           <w:rFonts w:ascii="宋体" w:eastAsia="宋体" w:hAnsi="宋体"/>
         </w:rPr>
-        <w:t xml:space="preserve">Huang K, Xiao C, Glass LM, Sun J: </w:t>
-      </w:r>
-      <w:proofErr w:type="spellStart"/>
-      <w:r>
-        <w:rPr>
-          <w:rFonts w:ascii="宋体" w:eastAsia="宋体" w:hAnsi="宋体"/>
-        </w:rPr>
-        <w:t>MolTrans</w:t>
-      </w:r>
-      <w:proofErr w:type="spellEnd"/>
-      <w:r>
-        <w:rPr>
-          <w:rFonts w:ascii="宋体" w:eastAsia="宋体" w:hAnsi="宋体"/>
-        </w:rPr>
-        <w:t>: molecular</w:t>
+        <w:t>Huang K, Xiao C, Glass LM, Sun J: MolTrans: molecular</w:t>
       </w:r>
       <w:r>
         <w:rPr>
@@ -3900,21 +3316,7 @@
         <w:rPr>
           <w:rFonts w:ascii="宋体" w:eastAsia="宋体" w:hAnsi="宋体"/>
         </w:rPr>
-        <w:t xml:space="preserve">Lee I, Keum J, Nam H: </w:t>
-      </w:r>
-      <w:proofErr w:type="spellStart"/>
-      <w:r>
-        <w:rPr>
-          <w:rFonts w:ascii="宋体" w:eastAsia="宋体" w:hAnsi="宋体"/>
-        </w:rPr>
-        <w:t>DeepConv</w:t>
-      </w:r>
-      <w:proofErr w:type="spellEnd"/>
-      <w:r>
-        <w:rPr>
-          <w:rFonts w:ascii="宋体" w:eastAsia="宋体" w:hAnsi="宋体"/>
-        </w:rPr>
-        <w:t>-DTI: prediction of</w:t>
+        <w:t>Lee I, Keum J, Nam H: DeepConv-DTI: prediction of</w:t>
       </w:r>
       <w:r>
         <w:rPr>
@@ -3938,35 +3340,7 @@
         <w:rPr>
           <w:rFonts w:ascii="宋体" w:eastAsia="宋体" w:hAnsi="宋体"/>
         </w:rPr>
-        <w:t xml:space="preserve">convolution on protein sequences. </w:t>
-      </w:r>
-      <w:proofErr w:type="spellStart"/>
-      <w:r>
-        <w:rPr>
-          <w:rFonts w:ascii="宋体" w:eastAsia="宋体" w:hAnsi="宋体"/>
-        </w:rPr>
-        <w:t>PLoS</w:t>
-      </w:r>
-      <w:proofErr w:type="spellEnd"/>
-      <w:r>
-        <w:rPr>
-          <w:rFonts w:ascii="宋体" w:eastAsia="宋体" w:hAnsi="宋体"/>
-        </w:rPr>
-        <w:t xml:space="preserve"> </w:t>
-      </w:r>
-      <w:proofErr w:type="spellStart"/>
-      <w:r>
-        <w:rPr>
-          <w:rFonts w:ascii="宋体" w:eastAsia="宋体" w:hAnsi="宋体"/>
-        </w:rPr>
-        <w:t>Comput</w:t>
-      </w:r>
-      <w:proofErr w:type="spellEnd"/>
-      <w:r>
-        <w:rPr>
-          <w:rFonts w:ascii="宋体" w:eastAsia="宋体" w:hAnsi="宋体"/>
-        </w:rPr>
-        <w:t xml:space="preserve"> Biol 2019,</w:t>
+        <w:t>convolution on protein sequences. PLoS Comput Biol 2019,</w:t>
       </w:r>
       <w:r>
         <w:rPr>
@@ -4010,42 +3384,20 @@
         <w:rPr>
           <w:rFonts w:ascii="宋体" w:eastAsia="宋体" w:hAnsi="宋体"/>
         </w:rPr>
-        <w:t xml:space="preserve">Zhao Q, Zhao H, Zheng K, Wang J: </w:t>
-      </w:r>
-      <w:proofErr w:type="spellStart"/>
-      <w:r>
-        <w:rPr>
-          <w:rFonts w:ascii="宋体" w:eastAsia="宋体" w:hAnsi="宋体"/>
-        </w:rPr>
-        <w:t>HyperAttentionDTI</w:t>
-      </w:r>
-      <w:proofErr w:type="spellEnd"/>
-      <w:r>
-        <w:rPr>
-          <w:rFonts w:ascii="宋体" w:eastAsia="宋体" w:hAnsi="宋体"/>
-        </w:rPr>
-        <w:t>:</w:t>
-      </w:r>
-      <w:r>
-        <w:rPr>
-          <w:rFonts w:ascii="宋体" w:eastAsia="宋体" w:hAnsi="宋体" w:hint="eastAsia"/>
-        </w:rPr>
-        <w:t xml:space="preserve"> </w:t>
-      </w:r>
-      <w:r>
-        <w:rPr>
-          <w:rFonts w:ascii="宋体" w:eastAsia="宋体" w:hAnsi="宋体"/>
-        </w:rPr>
-        <w:t xml:space="preserve">improving drug–protein interaction prediction by </w:t>
-      </w:r>
-      <w:proofErr w:type="spellStart"/>
-      <w:r>
-        <w:rPr>
-          <w:rFonts w:ascii="宋体" w:eastAsia="宋体" w:hAnsi="宋体"/>
-        </w:rPr>
-        <w:t>sequencebased</w:t>
-      </w:r>
-      <w:proofErr w:type="spellEnd"/>
+        <w:t>Zhao Q, Zhao H, Zheng K, Wang J: HyperAttentionDTI:</w:t>
+      </w:r>
+      <w:r>
+        <w:rPr>
+          <w:rFonts w:ascii="宋体" w:eastAsia="宋体" w:hAnsi="宋体" w:hint="eastAsia"/>
+        </w:rPr>
+        <w:t xml:space="preserve"> </w:t>
+      </w:r>
+      <w:r>
+        <w:rPr>
+          <w:rFonts w:ascii="宋体" w:eastAsia="宋体" w:hAnsi="宋体"/>
+        </w:rPr>
+        <w:t>improving drug–protein interaction prediction by sequencebased</w:t>
+      </w:r>
       <w:r>
         <w:rPr>
           <w:rFonts w:ascii="宋体" w:eastAsia="宋体" w:hAnsi="宋体" w:hint="eastAsia"/>
@@ -4099,21 +3451,7 @@
         <w:rPr>
           <w:rFonts w:ascii="宋体" w:eastAsia="宋体" w:hAnsi="宋体"/>
         </w:rPr>
-        <w:t xml:space="preserve">Bai P, </w:t>
-      </w:r>
-      <w:proofErr w:type="spellStart"/>
-      <w:r>
-        <w:rPr>
-          <w:rFonts w:ascii="宋体" w:eastAsia="宋体" w:hAnsi="宋体"/>
-        </w:rPr>
-        <w:t>Miljkovi_c</w:t>
-      </w:r>
-      <w:proofErr w:type="spellEnd"/>
-      <w:r>
-        <w:rPr>
-          <w:rFonts w:ascii="宋体" w:eastAsia="宋体" w:hAnsi="宋体"/>
-        </w:rPr>
-        <w:t xml:space="preserve"> F, John B, Lu H: Interpretable bilinear attention</w:t>
+        <w:t>Bai P, Miljkovi_c F, John B, Lu H: Interpretable bilinear attention</w:t>
       </w:r>
       <w:r>
         <w:rPr>
@@ -4137,21 +3475,7 @@
         <w:rPr>
           <w:rFonts w:ascii="宋体" w:eastAsia="宋体" w:hAnsi="宋体"/>
         </w:rPr>
-        <w:t xml:space="preserve">Nat Mach </w:t>
-      </w:r>
-      <w:proofErr w:type="spellStart"/>
-      <w:r>
-        <w:rPr>
-          <w:rFonts w:ascii="宋体" w:eastAsia="宋体" w:hAnsi="宋体"/>
-        </w:rPr>
-        <w:t>Intell</w:t>
-      </w:r>
-      <w:proofErr w:type="spellEnd"/>
-      <w:r>
-        <w:rPr>
-          <w:rFonts w:ascii="宋体" w:eastAsia="宋体" w:hAnsi="宋体"/>
-        </w:rPr>
-        <w:t xml:space="preserve"> 2023, 5:126–136.</w:t>
+        <w:t>Nat Mach Intell 2023, 5:126–136.</w:t>
       </w:r>
     </w:p>
     <w:p>
@@ -4206,21 +3530,7 @@
         <w:rPr>
           <w:rFonts w:ascii="宋体" w:eastAsia="宋体" w:hAnsi="宋体"/>
         </w:rPr>
-        <w:t xml:space="preserve">binding site information of proteins. </w:t>
-      </w:r>
-      <w:proofErr w:type="spellStart"/>
-      <w:r>
-        <w:rPr>
-          <w:rFonts w:ascii="宋体" w:eastAsia="宋体" w:hAnsi="宋体"/>
-        </w:rPr>
-        <w:t>Interdiscip</w:t>
-      </w:r>
-      <w:proofErr w:type="spellEnd"/>
-      <w:r>
-        <w:rPr>
-          <w:rFonts w:ascii="宋体" w:eastAsia="宋体" w:hAnsi="宋体"/>
-        </w:rPr>
-        <w:t xml:space="preserve"> Sci 2023, 15:</w:t>
+        <w:t>binding site information of proteins. Interdiscip Sci 2023, 15:</w:t>
       </w:r>
       <w:r>
         <w:rPr>
@@ -4275,21 +3585,7 @@
         <w:rPr>
           <w:rFonts w:ascii="宋体" w:eastAsia="宋体" w:hAnsi="宋体"/>
         </w:rPr>
-        <w:t xml:space="preserve">Chen K, Shen J, et al.: </w:t>
-      </w:r>
-      <w:proofErr w:type="spellStart"/>
-      <w:r>
-        <w:rPr>
-          <w:rFonts w:ascii="宋体" w:eastAsia="宋体" w:hAnsi="宋体"/>
-        </w:rPr>
-        <w:t>TarFisDock</w:t>
-      </w:r>
-      <w:proofErr w:type="spellEnd"/>
-      <w:r>
-        <w:rPr>
-          <w:rFonts w:ascii="宋体" w:eastAsia="宋体" w:hAnsi="宋体"/>
-        </w:rPr>
-        <w:t>: a web server for identifying</w:t>
+        <w:t>Chen K, Shen J, et al.: TarFisDock: a web server for identifying</w:t>
       </w:r>
       <w:r>
         <w:rPr>
@@ -4309,19 +3605,11 @@
         </w:rPr>
         <w:t xml:space="preserve"> </w:t>
       </w:r>
-      <w:proofErr w:type="gramStart"/>
-      <w:r>
-        <w:rPr>
-          <w:rFonts w:ascii="宋体" w:eastAsia="宋体" w:hAnsi="宋体"/>
-        </w:rPr>
-        <w:t>34:W</w:t>
-      </w:r>
-      <w:proofErr w:type="gramEnd"/>
-      <w:r>
-        <w:rPr>
-          <w:rFonts w:ascii="宋体" w:eastAsia="宋体" w:hAnsi="宋体"/>
-        </w:rPr>
-        <w:t>219–W224.</w:t>
+      <w:r>
+        <w:rPr>
+          <w:rFonts w:ascii="宋体" w:eastAsia="宋体" w:hAnsi="宋体"/>
+        </w:rPr>
+        <w:t>34:W219–W224.</w:t>
       </w:r>
     </w:p>
     <w:p>
@@ -4352,21 +3640,7 @@
         <w:rPr>
           <w:rFonts w:ascii="宋体" w:eastAsia="宋体" w:hAnsi="宋体"/>
         </w:rPr>
-        <w:t xml:space="preserve">Yang J, Kwon S, Bae S-H, Park KM, Yoon C, Lee J-H, Seok </w:t>
-      </w:r>
-      <w:proofErr w:type="gramStart"/>
-      <w:r>
-        <w:rPr>
-          <w:rFonts w:ascii="宋体" w:eastAsia="宋体" w:hAnsi="宋体"/>
-        </w:rPr>
-        <w:t>C:GalaxySagittarius</w:t>
-      </w:r>
-      <w:proofErr w:type="gramEnd"/>
-      <w:r>
-        <w:rPr>
-          <w:rFonts w:ascii="宋体" w:eastAsia="宋体" w:hAnsi="宋体"/>
-        </w:rPr>
-        <w:t>: structure- and similarity-based prediction</w:t>
+        <w:t>Yang J, Kwon S, Bae S-H, Park KM, Yoon C, Lee J-H, Seok C:GalaxySagittarius: structure- and similarity-based prediction</w:t>
       </w:r>
       <w:r>
         <w:rPr>
@@ -4417,19 +3691,11 @@
         </w:rPr>
         <w:t xml:space="preserve"> </w:t>
       </w:r>
-      <w:proofErr w:type="spellStart"/>
-      <w:r>
-        <w:rPr>
-          <w:rFonts w:ascii="宋体" w:eastAsia="宋体" w:hAnsi="宋体"/>
-        </w:rPr>
-        <w:t>GalaxySagittarius</w:t>
-      </w:r>
-      <w:proofErr w:type="spellEnd"/>
-      <w:r>
-        <w:rPr>
-          <w:rFonts w:ascii="宋体" w:eastAsia="宋体" w:hAnsi="宋体"/>
-        </w:rPr>
-        <w:t>-AF: Predicting targets for drug-like compounds</w:t>
+      <w:r>
+        <w:rPr>
+          <w:rFonts w:ascii="宋体" w:eastAsia="宋体" w:hAnsi="宋体"/>
+        </w:rPr>
+        <w:t>GalaxySagittarius-AF: Predicting targets for drug-like compounds</w:t>
       </w:r>
       <w:r>
         <w:rPr>
@@ -4484,21 +3750,7 @@
         <w:rPr>
           <w:rFonts w:ascii="宋体" w:eastAsia="宋体" w:hAnsi="宋体"/>
         </w:rPr>
-        <w:t xml:space="preserve">Wang P, Zheng S, Jiang Y, Li C, Liu J, Wen C, </w:t>
-      </w:r>
-      <w:proofErr w:type="spellStart"/>
-      <w:r>
-        <w:rPr>
-          <w:rFonts w:ascii="宋体" w:eastAsia="宋体" w:hAnsi="宋体"/>
-        </w:rPr>
-        <w:t>Patronov</w:t>
-      </w:r>
-      <w:proofErr w:type="spellEnd"/>
-      <w:r>
-        <w:rPr>
-          <w:rFonts w:ascii="宋体" w:eastAsia="宋体" w:hAnsi="宋体"/>
-        </w:rPr>
-        <w:t xml:space="preserve"> A,</w:t>
+        <w:t>Wang P, Zheng S, Jiang Y, Li C, Liu J, Wen C, Patronov A,</w:t>
       </w:r>
       <w:r>
         <w:rPr>
@@ -4565,56 +3817,20 @@
         <w:rPr>
           <w:rFonts w:ascii="宋体" w:eastAsia="宋体" w:hAnsi="宋体"/>
         </w:rPr>
-        <w:t xml:space="preserve">Yazdani-Jahromi M, Yousefi N, Tayebi A, </w:t>
-      </w:r>
-      <w:proofErr w:type="spellStart"/>
-      <w:r>
-        <w:rPr>
-          <w:rFonts w:ascii="宋体" w:eastAsia="宋体" w:hAnsi="宋体"/>
-        </w:rPr>
-        <w:t>Kolanthai</w:t>
-      </w:r>
-      <w:proofErr w:type="spellEnd"/>
-      <w:r>
-        <w:rPr>
-          <w:rFonts w:ascii="宋体" w:eastAsia="宋体" w:hAnsi="宋体"/>
-        </w:rPr>
-        <w:t xml:space="preserve"> E, Neal CJ,</w:t>
-      </w:r>
-      <w:r>
-        <w:rPr>
-          <w:rFonts w:ascii="宋体" w:eastAsia="宋体" w:hAnsi="宋体" w:hint="eastAsia"/>
-        </w:rPr>
-        <w:t xml:space="preserve"> </w:t>
-      </w:r>
-      <w:r>
-        <w:rPr>
-          <w:rFonts w:ascii="宋体" w:eastAsia="宋体" w:hAnsi="宋体"/>
-        </w:rPr>
-        <w:t xml:space="preserve">Seal S, Garibay OO: </w:t>
-      </w:r>
-      <w:proofErr w:type="spellStart"/>
-      <w:r>
-        <w:rPr>
-          <w:rFonts w:ascii="宋体" w:eastAsia="宋体" w:hAnsi="宋体"/>
-        </w:rPr>
-        <w:t>AttentionSiteDTI</w:t>
-      </w:r>
-      <w:proofErr w:type="spellEnd"/>
-      <w:r>
-        <w:rPr>
-          <w:rFonts w:ascii="宋体" w:eastAsia="宋体" w:hAnsi="宋体"/>
-        </w:rPr>
-        <w:t xml:space="preserve">: an interpretable </w:t>
-      </w:r>
-      <w:proofErr w:type="spellStart"/>
-      <w:r>
-        <w:rPr>
-          <w:rFonts w:ascii="宋体" w:eastAsia="宋体" w:hAnsi="宋体"/>
-        </w:rPr>
-        <w:t>graphbased</w:t>
-      </w:r>
-      <w:proofErr w:type="spellEnd"/>
+        <w:t>Yazdani-Jahromi M, Yousefi N, Tayebi A, Kolanthai E, Neal CJ,</w:t>
+      </w:r>
+      <w:r>
+        <w:rPr>
+          <w:rFonts w:ascii="宋体" w:eastAsia="宋体" w:hAnsi="宋体" w:hint="eastAsia"/>
+        </w:rPr>
+        <w:t xml:space="preserve"> </w:t>
+      </w:r>
+      <w:r>
+        <w:rPr>
+          <w:rFonts w:ascii="宋体" w:eastAsia="宋体" w:hAnsi="宋体"/>
+        </w:rPr>
+        <w:t>Seal S, Garibay OO: AttentionSiteDTI: an interpretable graphbased</w:t>
+      </w:r>
       <w:r>
         <w:rPr>
           <w:rFonts w:ascii="宋体" w:eastAsia="宋体" w:hAnsi="宋体" w:hint="eastAsia"/>
@@ -4637,21 +3853,7 @@
         <w:rPr>
           <w:rFonts w:ascii="宋体" w:eastAsia="宋体" w:hAnsi="宋体"/>
         </w:rPr>
-        <w:t xml:space="preserve">sentence-level relation classification. Briefings </w:t>
-      </w:r>
-      <w:proofErr w:type="spellStart"/>
-      <w:r>
-        <w:rPr>
-          <w:rFonts w:ascii="宋体" w:eastAsia="宋体" w:hAnsi="宋体"/>
-        </w:rPr>
-        <w:t>Bioinf</w:t>
-      </w:r>
-      <w:proofErr w:type="spellEnd"/>
-      <w:r>
-        <w:rPr>
-          <w:rFonts w:ascii="宋体" w:eastAsia="宋体" w:hAnsi="宋体"/>
-        </w:rPr>
-        <w:t xml:space="preserve"> 2022, 23,</w:t>
+        <w:t>sentence-level relation classification. Briefings Bioinf 2022, 23,</w:t>
       </w:r>
       <w:r>
         <w:rPr>
@@ -4693,7 +3895,7 @@
         <w:rPr>
           <w:rFonts w:ascii="宋体" w:eastAsia="宋体" w:hAnsi="宋体" w:hint="eastAsia"/>
         </w:rPr>
-        <w:t>1-s2.0-S0010482523006017-main</w:t>
+        <w:t>A survey of drug-target interaction and affinity prediction methods via</w:t>
       </w:r>
       <w:r>
         <w:rPr>
@@ -4770,19 +3972,11 @@
         </w:rPr>
         <w:t>，</w:t>
       </w:r>
-      <w:proofErr w:type="spellStart"/>
-      <w:r>
-        <w:rPr>
-          <w:rFonts w:ascii="宋体" w:eastAsia="宋体" w:hAnsi="宋体"/>
-        </w:rPr>
-        <w:t>TransformerCPI</w:t>
-      </w:r>
-      <w:proofErr w:type="spellEnd"/>
-      <w:r>
-        <w:rPr>
-          <w:rFonts w:ascii="宋体" w:eastAsia="宋体" w:hAnsi="宋体"/>
-        </w:rPr>
-        <w:t xml:space="preserve"> </w:t>
+      <w:r>
+        <w:rPr>
+          <w:rFonts w:ascii="宋体" w:eastAsia="宋体" w:hAnsi="宋体"/>
+        </w:rPr>
+        <w:t xml:space="preserve">TransformerCPI </w:t>
       </w:r>
       <w:r>
         <w:rPr>
@@ -4808,19 +4002,11 @@
         </w:rPr>
         <w:t>；</w:t>
       </w:r>
-      <w:proofErr w:type="spellStart"/>
-      <w:r>
-        <w:rPr>
-          <w:rFonts w:ascii="宋体" w:eastAsia="宋体" w:hAnsi="宋体"/>
-        </w:rPr>
-        <w:t>NeoDTI</w:t>
-      </w:r>
-      <w:proofErr w:type="spellEnd"/>
-      <w:r>
-        <w:rPr>
-          <w:rFonts w:ascii="宋体" w:eastAsia="宋体" w:hAnsi="宋体"/>
-        </w:rPr>
-        <w:t xml:space="preserve"> [20] </w:t>
+      <w:r>
+        <w:rPr>
+          <w:rFonts w:ascii="宋体" w:eastAsia="宋体" w:hAnsi="宋体"/>
+        </w:rPr>
+        <w:t xml:space="preserve">NeoDTI [20] </w:t>
       </w:r>
       <w:r>
         <w:rPr>
@@ -4900,19 +4086,11 @@
         </w:rPr>
         <w:t>采用了变分自编码技术。</w:t>
       </w:r>
-      <w:proofErr w:type="spellStart"/>
-      <w:r>
-        <w:rPr>
-          <w:rFonts w:ascii="宋体" w:eastAsia="宋体" w:hAnsi="宋体"/>
-        </w:rPr>
-        <w:t>HyperAttentionDTI</w:t>
-      </w:r>
-      <w:proofErr w:type="spellEnd"/>
-      <w:r>
-        <w:rPr>
-          <w:rFonts w:ascii="宋体" w:eastAsia="宋体" w:hAnsi="宋体"/>
-        </w:rPr>
-        <w:t xml:space="preserve"> [27] </w:t>
+      <w:r>
+        <w:rPr>
+          <w:rFonts w:ascii="宋体" w:eastAsia="宋体" w:hAnsi="宋体"/>
+        </w:rPr>
+        <w:t xml:space="preserve">HyperAttentionDTI [27] </w:t>
       </w:r>
       <w:r>
         <w:rPr>
@@ -4941,42 +4119,314 @@
         </w:rPr>
         <w:t>。</w:t>
       </w:r>
-      <w:proofErr w:type="spellStart"/>
-      <w:r>
-        <w:rPr>
-          <w:rFonts w:ascii="宋体" w:eastAsia="宋体" w:hAnsi="宋体"/>
-        </w:rPr>
-        <w:t>FusionDTA</w:t>
-      </w:r>
-      <w:proofErr w:type="spellEnd"/>
-      <w:r>
-        <w:rPr>
-          <w:rFonts w:ascii="宋体" w:eastAsia="宋体" w:hAnsi="宋体"/>
-        </w:rPr>
-        <w:t xml:space="preserve"> [28] </w:t>
+      <w:r>
+        <w:rPr>
+          <w:rFonts w:ascii="宋体" w:eastAsia="宋体" w:hAnsi="宋体"/>
+        </w:rPr>
+        <w:t xml:space="preserve">FusionDTA [28] </w:t>
       </w:r>
       <w:r>
         <w:rPr>
           <w:rFonts w:ascii="宋体" w:eastAsia="宋体" w:hAnsi="宋体" w:hint="eastAsia"/>
           <w:u w:val="single"/>
         </w:rPr>
-        <w:t>采用基于注意力的特征融合模块来结合药物和靶点的特征表示，生成更具信息量的特征表示。此外，它还利用知识蒸馏</w:t>
-      </w:r>
-      <w:proofErr w:type="gramStart"/>
+        <w:t>采用基于注意力的特征融合模块来结合药物和靶点的特征表示，生成更具信息量的特征表示。此外，它还利用知识蒸馏来结合多个模型的预测结果，进一步提高预测的准确性和鲁棒性</w:t>
+      </w:r>
+      <w:r>
+        <w:rPr>
+          <w:rFonts w:ascii="宋体" w:eastAsia="宋体" w:hAnsi="宋体" w:hint="eastAsia"/>
+        </w:rPr>
+        <w:t>。</w:t>
+      </w:r>
+      <w:r>
+        <w:rPr>
+          <w:rFonts w:ascii="宋体" w:eastAsia="宋体" w:hAnsi="宋体"/>
+        </w:rPr>
+        <w:t xml:space="preserve">DTINet [29] </w:t>
+      </w:r>
+      <w:r>
+        <w:rPr>
+          <w:rFonts w:ascii="宋体" w:eastAsia="宋体" w:hAnsi="宋体" w:hint="eastAsia"/>
+        </w:rPr>
+        <w:t>利用各种药物相关信息构建异质网络，以学习特征的低维向量表示，从而实现</w:t>
+      </w:r>
+      <w:r>
+        <w:rPr>
+          <w:rFonts w:ascii="宋体" w:eastAsia="宋体" w:hAnsi="宋体"/>
+        </w:rPr>
+        <w:t xml:space="preserve">DTI </w:t>
+      </w:r>
+      <w:r>
+        <w:rPr>
+          <w:rFonts w:ascii="宋体" w:eastAsia="宋体" w:hAnsi="宋体" w:hint="eastAsia"/>
+        </w:rPr>
+        <w:t>的预测。</w:t>
+      </w:r>
+      <w:r>
+        <w:rPr>
+          <w:rFonts w:ascii="宋体" w:eastAsia="宋体" w:hAnsi="宋体"/>
+        </w:rPr>
+        <w:t xml:space="preserve">SPLCMF [33] </w:t>
+      </w:r>
+      <w:r>
+        <w:rPr>
+          <w:rFonts w:ascii="宋体" w:eastAsia="宋体" w:hAnsi="宋体" w:hint="eastAsia"/>
+        </w:rPr>
+        <w:t>利用自步学习策略逐步选择训练样本并控制特征学习过程，从而提高模型的泛化能力和预测精度。它使用协同矩阵分解技术来预测药物</w:t>
+      </w:r>
+      <w:r>
+        <w:rPr>
+          <w:rFonts w:ascii="宋体" w:eastAsia="宋体" w:hAnsi="宋体"/>
+        </w:rPr>
+        <w:t>-</w:t>
+      </w:r>
+      <w:r>
+        <w:rPr>
+          <w:rFonts w:ascii="宋体" w:eastAsia="宋体" w:hAnsi="宋体" w:hint="eastAsia"/>
+        </w:rPr>
+        <w:t>靶点相互作用</w:t>
+      </w:r>
+      <w:r>
+        <w:rPr>
+          <w:rFonts w:ascii="宋体" w:eastAsia="宋体" w:hAnsi="宋体" w:hint="eastAsia"/>
+        </w:rPr>
+        <w:t>。</w:t>
+      </w:r>
+      <w:r>
+        <w:rPr>
+          <w:rFonts w:ascii="宋体" w:eastAsia="宋体" w:hAnsi="宋体"/>
+        </w:rPr>
+        <w:t xml:space="preserve">GanDTI </w:t>
+      </w:r>
+      <w:r>
+        <w:rPr>
+          <w:rFonts w:ascii="宋体" w:eastAsia="宋体" w:hAnsi="宋体" w:hint="eastAsia"/>
+        </w:rPr>
+        <w:t>包含一种技术，可将注意力集中在与目标药物相互作用最有利的蛋白质区域。</w:t>
+      </w:r>
+      <w:r>
+        <w:rPr>
+          <w:rFonts w:ascii="宋体" w:eastAsia="宋体" w:hAnsi="宋体"/>
+        </w:rPr>
+        <w:t>GraphCPI</w:t>
+      </w:r>
+      <w:r>
+        <w:rPr>
+          <w:rFonts w:ascii="宋体" w:eastAsia="宋体" w:hAnsi="宋体" w:hint="eastAsia"/>
+        </w:rPr>
+        <w:t>利用</w:t>
+      </w:r>
+      <w:r>
+        <w:rPr>
+          <w:rFonts w:ascii="宋体" w:eastAsia="宋体" w:hAnsi="宋体"/>
+        </w:rPr>
+        <w:t xml:space="preserve">Prot2Vec [62] </w:t>
+      </w:r>
+      <w:r>
+        <w:rPr>
+          <w:rFonts w:ascii="宋体" w:eastAsia="宋体" w:hAnsi="宋体" w:hint="eastAsia"/>
+        </w:rPr>
+        <w:t>将蛋白质序列转换为矩阵，然后输入到</w:t>
+      </w:r>
+      <w:r>
+        <w:rPr>
+          <w:rFonts w:ascii="宋体" w:eastAsia="宋体" w:hAnsi="宋体"/>
+        </w:rPr>
+        <w:t xml:space="preserve">CNN </w:t>
+      </w:r>
+      <w:r>
+        <w:rPr>
+          <w:rFonts w:ascii="宋体" w:eastAsia="宋体" w:hAnsi="宋体" w:hint="eastAsia"/>
+        </w:rPr>
+        <w:t>中进行特征训练。</w:t>
+      </w:r>
+      <w:r>
+        <w:rPr>
+          <w:rFonts w:ascii="宋体" w:eastAsia="宋体" w:hAnsi="宋体"/>
+        </w:rPr>
+        <w:t xml:space="preserve">SAG-DTA </w:t>
+      </w:r>
+      <w:r>
+        <w:rPr>
+          <w:rFonts w:ascii="宋体" w:eastAsia="宋体" w:hAnsi="宋体" w:hint="eastAsia"/>
+        </w:rPr>
+        <w:t>将全局池化和分层池化以及自注意力方法融入分子图特征提取过程，以获得具有丰富药物特征表示的两种药物表示。</w:t>
+      </w:r>
+      <w:r>
+        <w:rPr>
+          <w:rFonts w:ascii="宋体" w:eastAsia="宋体" w:hAnsi="宋体" w:hint="eastAsia"/>
+        </w:rPr>
+        <w:lastRenderedPageBreak/>
+        <w:t>浅层模型不足以捕捉全局特征。在 DenseNet [63]的鼓励下，MGraphDTA 作为一种深度网络模型被提出来，它使用深度网络学习特征来处理药物分子和蛋白质序列。</w:t>
+      </w:r>
+    </w:p>
+    <w:p>
+      <w:pPr>
+        <w:spacing w:after="0" w:line="240" w:lineRule="auto"/>
+        <w:jc w:val="both"/>
+        <w:rPr>
+          <w:rFonts w:ascii="宋体" w:eastAsia="宋体" w:hAnsi="宋体" w:hint="eastAsia"/>
+        </w:rPr>
+      </w:pPr>
+    </w:p>
+    <w:p>
+      <w:pPr>
+        <w:spacing w:after="0" w:line="240" w:lineRule="auto"/>
+        <w:jc w:val="both"/>
+        <w:rPr>
+          <w:rFonts w:ascii="宋体" w:eastAsia="宋体" w:hAnsi="宋体" w:hint="eastAsia"/>
+        </w:rPr>
+      </w:pPr>
+      <w:bookmarkStart w:id="0" w:name="OLE_LINK1"/>
+      <w:r>
+        <w:rPr>
+          <w:rFonts w:ascii="宋体" w:eastAsia="宋体" w:hAnsi="宋体" w:hint="eastAsia"/>
+        </w:rPr>
+        <w:t>国外：</w:t>
+      </w:r>
+      <w:r>
+        <w:rPr>
+          <w:rFonts w:ascii="宋体" w:eastAsia="宋体" w:hAnsi="宋体"/>
+        </w:rPr>
+        <w:t xml:space="preserve">DeepDTA [22] </w:t>
+      </w:r>
+      <w:r>
+        <w:rPr>
+          <w:rFonts w:ascii="宋体" w:eastAsia="宋体" w:hAnsi="宋体" w:hint="eastAsia"/>
+        </w:rPr>
+        <w:t>采用两个</w:t>
+      </w:r>
+      <w:r>
+        <w:rPr>
+          <w:rFonts w:ascii="宋体" w:eastAsia="宋体" w:hAnsi="宋体"/>
+        </w:rPr>
+        <w:t xml:space="preserve">CNN </w:t>
+      </w:r>
+      <w:r>
+        <w:rPr>
+          <w:rFonts w:ascii="宋体" w:eastAsia="宋体" w:hAnsi="宋体" w:hint="eastAsia"/>
+        </w:rPr>
+        <w:t>来学习药物分子和蛋白质序列的特征以进行</w:t>
+      </w:r>
+      <w:r>
+        <w:rPr>
+          <w:rFonts w:ascii="宋体" w:eastAsia="宋体" w:hAnsi="宋体"/>
+        </w:rPr>
+        <w:t xml:space="preserve">DTA </w:t>
+      </w:r>
+      <w:r>
+        <w:rPr>
+          <w:rFonts w:ascii="宋体" w:eastAsia="宋体" w:hAnsi="宋体" w:hint="eastAsia"/>
+        </w:rPr>
+        <w:t>预测。另外添加了两个</w:t>
+      </w:r>
+      <w:r>
+        <w:rPr>
+          <w:rFonts w:ascii="宋体" w:eastAsia="宋体" w:hAnsi="宋体"/>
+        </w:rPr>
+        <w:t xml:space="preserve">CNN </w:t>
+      </w:r>
+      <w:r>
+        <w:rPr>
+          <w:rFonts w:ascii="宋体" w:eastAsia="宋体" w:hAnsi="宋体" w:hint="eastAsia"/>
+        </w:rPr>
+        <w:t>分别学习蛋白质结构域和基序（</w:t>
+      </w:r>
+      <w:r>
+        <w:rPr>
+          <w:rFonts w:ascii="宋体" w:eastAsia="宋体" w:hAnsi="宋体"/>
+        </w:rPr>
+        <w:t>PDMs</w:t>
+      </w:r>
+      <w:r>
+        <w:rPr>
+          <w:rFonts w:ascii="宋体" w:eastAsia="宋体" w:hAnsi="宋体" w:hint="eastAsia"/>
+        </w:rPr>
+        <w:t>）以及配体最大公共子结构（</w:t>
+      </w:r>
+      <w:r>
+        <w:rPr>
+          <w:rFonts w:ascii="宋体" w:eastAsia="宋体" w:hAnsi="宋体"/>
+        </w:rPr>
+        <w:t>LMCSs</w:t>
+      </w:r>
+      <w:r>
+        <w:rPr>
+          <w:rFonts w:ascii="宋体" w:eastAsia="宋体" w:hAnsi="宋体" w:hint="eastAsia"/>
+        </w:rPr>
+        <w:t>）的特征。</w:t>
+      </w:r>
+      <w:r>
+        <w:rPr>
+          <w:rFonts w:ascii="宋体" w:eastAsia="宋体" w:hAnsi="宋体"/>
+        </w:rPr>
+        <w:t xml:space="preserve">WideDTA [23] </w:t>
+      </w:r>
+      <w:r>
+        <w:rPr>
+          <w:rFonts w:ascii="宋体" w:eastAsia="宋体" w:hAnsi="宋体" w:hint="eastAsia"/>
+        </w:rPr>
+        <w:t>是</w:t>
+      </w:r>
+      <w:r>
+        <w:rPr>
+          <w:rFonts w:ascii="宋体" w:eastAsia="宋体" w:hAnsi="宋体"/>
+        </w:rPr>
+        <w:t xml:space="preserve"> DeepDTA </w:t>
+      </w:r>
+      <w:r>
+        <w:rPr>
+          <w:rFonts w:ascii="宋体" w:eastAsia="宋体" w:hAnsi="宋体" w:hint="eastAsia"/>
+        </w:rPr>
+        <w:t>的改进版本。为了捕捉药物和蛋白质序</w:t>
+      </w:r>
+    </w:p>
+    <w:p>
+      <w:pPr>
+        <w:spacing w:after="0" w:line="240" w:lineRule="auto"/>
+        <w:jc w:val="both"/>
+        <w:rPr>
+          <w:rFonts w:ascii="宋体" w:eastAsia="宋体" w:hAnsi="宋体" w:hint="eastAsia"/>
+        </w:rPr>
+      </w:pPr>
+      <w:r>
+        <w:rPr>
+          <w:rFonts w:ascii="宋体" w:eastAsia="宋体" w:hAnsi="宋体" w:hint="eastAsia"/>
+        </w:rPr>
+        <w:t>列的潜在特征以进行亲和力预测</w:t>
+      </w:r>
+      <w:r>
+        <w:rPr>
+          <w:rFonts w:ascii="宋体" w:eastAsia="宋体" w:hAnsi="宋体" w:hint="eastAsia"/>
+        </w:rPr>
+        <w:t>。</w:t>
+      </w:r>
+      <w:r>
+        <w:rPr>
+          <w:rFonts w:ascii="宋体" w:eastAsia="宋体" w:hAnsi="宋体"/>
+        </w:rPr>
+        <w:t>AttentionSiteDTI [25]</w:t>
+      </w:r>
       <w:r>
         <w:rPr>
           <w:rFonts w:ascii="宋体" w:eastAsia="宋体" w:hAnsi="宋体" w:hint="eastAsia"/>
           <w:u w:val="single"/>
         </w:rPr>
-        <w:t>来结合</w:t>
-      </w:r>
-      <w:proofErr w:type="gramEnd"/>
-      <w:r>
-        <w:rPr>
-          <w:rFonts w:ascii="宋体" w:eastAsia="宋体" w:hAnsi="宋体" w:hint="eastAsia"/>
+        <w:t>利用药物与靶点之间的结构信息构建图，结合自然语言处理（</w:t>
+      </w:r>
+      <w:r>
+        <w:rPr>
+          <w:rFonts w:ascii="宋体" w:eastAsia="宋体" w:hAnsi="宋体"/>
           <w:u w:val="single"/>
         </w:rPr>
-        <w:t>多个模型的预测结果，进一步提高预测的准确性和鲁棒性</w:t>
+        <w:t>NLP</w:t>
+      </w:r>
+      <w:r>
+        <w:rPr>
+          <w:rFonts w:ascii="宋体" w:eastAsia="宋体" w:hAnsi="宋体" w:hint="eastAsia"/>
+          <w:u w:val="single"/>
+        </w:rPr>
+        <w:t>）技术处理文本数据中的关系信息，并应用注意力机制对图中不同节点和边的重要性进行加权</w:t>
       </w:r>
       <w:r>
         <w:rPr>
@@ -4984,25 +4434,99 @@
         </w:rPr>
         <w:t>。</w:t>
       </w:r>
-      <w:proofErr w:type="spellStart"/>
-      <w:r>
-        <w:rPr>
-          <w:rFonts w:ascii="宋体" w:eastAsia="宋体" w:hAnsi="宋体"/>
-        </w:rPr>
-        <w:t>DTINet</w:t>
-      </w:r>
-      <w:proofErr w:type="spellEnd"/>
-      <w:r>
-        <w:rPr>
-          <w:rFonts w:ascii="宋体" w:eastAsia="宋体" w:hAnsi="宋体"/>
-        </w:rPr>
-        <w:t xml:space="preserve"> [29] </w:t>
-      </w:r>
-      <w:r>
-        <w:rPr>
-          <w:rFonts w:ascii="宋体" w:eastAsia="宋体" w:hAnsi="宋体" w:hint="eastAsia"/>
-        </w:rPr>
-        <w:t>利用各种药物相关信息构建异质网络，以学习特征的低维向量表示，从而实现</w:t>
+      <w:r>
+        <w:rPr>
+          <w:rFonts w:ascii="宋体" w:eastAsia="宋体" w:hAnsi="宋体"/>
+        </w:rPr>
+        <w:t xml:space="preserve">DrugBAN [26] </w:t>
+      </w:r>
+      <w:r>
+        <w:rPr>
+          <w:rFonts w:ascii="宋体" w:eastAsia="宋体" w:hAnsi="宋体" w:hint="eastAsia"/>
+          <w:u w:val="single"/>
+        </w:rPr>
+        <w:t>引入了一种基于双线性注意力网络的模型，以捕捉特征之间的相互作用，并使用注意力机制对不同特征的重要性进行加权。</w:t>
+      </w:r>
+      <w:r>
+        <w:rPr>
+          <w:rFonts w:ascii="宋体" w:eastAsia="宋体" w:hAnsi="宋体" w:hint="eastAsia"/>
+        </w:rPr>
+        <w:t>此外，该模型还结合了领域自适应技术，通过适应不同领域的数据来提高预测性能。</w:t>
+      </w:r>
+      <w:r>
+        <w:rPr>
+          <w:rFonts w:ascii="宋体" w:eastAsia="宋体" w:hAnsi="宋体"/>
+        </w:rPr>
+        <w:t xml:space="preserve">NRLMF [30] </w:t>
+      </w:r>
+      <w:r>
+        <w:rPr>
+          <w:rFonts w:ascii="宋体" w:eastAsia="宋体" w:hAnsi="宋体" w:hint="eastAsia"/>
+        </w:rPr>
+        <w:t>引入正则化以纳入邻域信息，促使相似的药物和靶点在特征空间中保持接近。它通过矩阵分解建模</w:t>
+      </w:r>
+      <w:r>
+        <w:rPr>
+          <w:rFonts w:ascii="宋体" w:eastAsia="宋体" w:hAnsi="宋体"/>
+        </w:rPr>
+        <w:t>DTI</w:t>
+      </w:r>
+      <w:r>
+        <w:rPr>
+          <w:rFonts w:ascii="宋体" w:eastAsia="宋体" w:hAnsi="宋体" w:hint="eastAsia"/>
+        </w:rPr>
+        <w:t>的概率，以实现准确预测。</w:t>
+      </w:r>
+      <w:r>
+        <w:rPr>
+          <w:rFonts w:ascii="宋体" w:eastAsia="宋体" w:hAnsi="宋体"/>
+        </w:rPr>
+        <w:t>NRLMF</w:t>
+      </w:r>
+      <w:r>
+        <w:rPr>
+          <w:rFonts w:ascii="宋体" w:eastAsia="宋体" w:hAnsi="宋体" w:hint="eastAsia"/>
+        </w:rPr>
+        <w:t>β</w:t>
+      </w:r>
+      <w:r>
+        <w:rPr>
+          <w:rFonts w:ascii="宋体" w:eastAsia="宋体" w:hAnsi="宋体"/>
+        </w:rPr>
+        <w:t xml:space="preserve"> [31] </w:t>
+      </w:r>
+      <w:r>
+        <w:rPr>
+          <w:rFonts w:ascii="宋体" w:eastAsia="宋体" w:hAnsi="宋体" w:hint="eastAsia"/>
+        </w:rPr>
+        <w:t>在</w:t>
+      </w:r>
+      <w:r>
+        <w:rPr>
+          <w:rFonts w:ascii="宋体" w:eastAsia="宋体" w:hAnsi="宋体"/>
+        </w:rPr>
+        <w:t xml:space="preserve"> NRLMF </w:t>
+      </w:r>
+      <w:r>
+        <w:rPr>
+          <w:rFonts w:ascii="宋体" w:eastAsia="宋体" w:hAnsi="宋体" w:hint="eastAsia"/>
+        </w:rPr>
+        <w:t>的基础上解</w:t>
+      </w:r>
+    </w:p>
+    <w:p>
+      <w:pPr>
+        <w:spacing w:after="0" w:line="240" w:lineRule="auto"/>
+        <w:jc w:val="both"/>
+        <w:rPr>
+          <w:rFonts w:ascii="宋体" w:eastAsia="宋体" w:hAnsi="宋体" w:hint="eastAsia"/>
+        </w:rPr>
+      </w:pPr>
+      <w:r>
+        <w:rPr>
+          <w:rFonts w:ascii="宋体" w:eastAsia="宋体" w:hAnsi="宋体" w:hint="eastAsia"/>
+        </w:rPr>
+        <w:t>决了</w:t>
       </w:r>
       <w:r>
         <w:rPr>
@@ -5014,39 +4538,7 @@
         <w:rPr>
           <w:rFonts w:ascii="宋体" w:eastAsia="宋体" w:hAnsi="宋体" w:hint="eastAsia"/>
         </w:rPr>
-        <w:t>的预测。</w:t>
-      </w:r>
-      <w:r>
-        <w:rPr>
-          <w:rFonts w:ascii="宋体" w:eastAsia="宋体" w:hAnsi="宋体"/>
-        </w:rPr>
-        <w:t xml:space="preserve">SPLCMF [33] </w:t>
-      </w:r>
-      <w:proofErr w:type="gramStart"/>
-      <w:r>
-        <w:rPr>
-          <w:rFonts w:ascii="宋体" w:eastAsia="宋体" w:hAnsi="宋体" w:hint="eastAsia"/>
-        </w:rPr>
-        <w:t>利用自步学习策略</w:t>
-      </w:r>
-      <w:proofErr w:type="gramEnd"/>
-      <w:r>
-        <w:rPr>
-          <w:rFonts w:ascii="宋体" w:eastAsia="宋体" w:hAnsi="宋体" w:hint="eastAsia"/>
-        </w:rPr>
-        <w:t>逐步选择训练样本并控制特征学习过程，从而提高模型的泛化能力和预测精度。它使用协同矩阵分解技术来预测药物</w:t>
-      </w:r>
-      <w:r>
-        <w:rPr>
-          <w:rFonts w:ascii="宋体" w:eastAsia="宋体" w:hAnsi="宋体"/>
-        </w:rPr>
-        <w:t>-</w:t>
-      </w:r>
-      <w:r>
-        <w:rPr>
-          <w:rFonts w:ascii="宋体" w:eastAsia="宋体" w:hAnsi="宋体" w:hint="eastAsia"/>
-        </w:rPr>
-        <w:t>靶点相互作用</w:t>
+        <w:t>样本信息有限时预测不准确的问题</w:t>
       </w:r>
       <w:r>
         <w:rPr>
@@ -5054,474 +4546,6 @@
         </w:rPr>
         <w:t>。</w:t>
       </w:r>
-      <w:proofErr w:type="spellStart"/>
-      <w:r>
-        <w:rPr>
-          <w:rFonts w:ascii="宋体" w:eastAsia="宋体" w:hAnsi="宋体"/>
-        </w:rPr>
-        <w:t>GanDTI</w:t>
-      </w:r>
-      <w:proofErr w:type="spellEnd"/>
-      <w:r>
-        <w:rPr>
-          <w:rFonts w:ascii="宋体" w:eastAsia="宋体" w:hAnsi="宋体"/>
-        </w:rPr>
-        <w:t xml:space="preserve"> </w:t>
-      </w:r>
-      <w:r>
-        <w:rPr>
-          <w:rFonts w:ascii="宋体" w:eastAsia="宋体" w:hAnsi="宋体" w:hint="eastAsia"/>
-        </w:rPr>
-        <w:t>包含一种技术，可将注意力集中在与目标药物相互作用最有利的蛋白质区域。</w:t>
-      </w:r>
-      <w:proofErr w:type="spellStart"/>
-      <w:r>
-        <w:rPr>
-          <w:rFonts w:ascii="宋体" w:eastAsia="宋体" w:hAnsi="宋体"/>
-        </w:rPr>
-        <w:t>GraphCPI</w:t>
-      </w:r>
-      <w:proofErr w:type="spellEnd"/>
-      <w:r>
-        <w:rPr>
-          <w:rFonts w:ascii="宋体" w:eastAsia="宋体" w:hAnsi="宋体" w:hint="eastAsia"/>
-        </w:rPr>
-        <w:t>利用</w:t>
-      </w:r>
-      <w:r>
-        <w:rPr>
-          <w:rFonts w:ascii="宋体" w:eastAsia="宋体" w:hAnsi="宋体"/>
-        </w:rPr>
-        <w:t xml:space="preserve">Prot2Vec [62] </w:t>
-      </w:r>
-      <w:r>
-        <w:rPr>
-          <w:rFonts w:ascii="宋体" w:eastAsia="宋体" w:hAnsi="宋体" w:hint="eastAsia"/>
-        </w:rPr>
-        <w:t>将蛋白质序列转换为矩阵，然后输入到</w:t>
-      </w:r>
-      <w:r>
-        <w:rPr>
-          <w:rFonts w:ascii="宋体" w:eastAsia="宋体" w:hAnsi="宋体"/>
-        </w:rPr>
-        <w:t xml:space="preserve">CNN </w:t>
-      </w:r>
-      <w:r>
-        <w:rPr>
-          <w:rFonts w:ascii="宋体" w:eastAsia="宋体" w:hAnsi="宋体" w:hint="eastAsia"/>
-        </w:rPr>
-        <w:t>中进行特征训练。</w:t>
-      </w:r>
-      <w:r>
-        <w:rPr>
-          <w:rFonts w:ascii="宋体" w:eastAsia="宋体" w:hAnsi="宋体"/>
-        </w:rPr>
-        <w:t xml:space="preserve">SAG-DTA </w:t>
-      </w:r>
-      <w:r>
-        <w:rPr>
-          <w:rFonts w:ascii="宋体" w:eastAsia="宋体" w:hAnsi="宋体" w:hint="eastAsia"/>
-        </w:rPr>
-        <w:t>将</w:t>
-      </w:r>
-      <w:proofErr w:type="gramStart"/>
-      <w:r>
-        <w:rPr>
-          <w:rFonts w:ascii="宋体" w:eastAsia="宋体" w:hAnsi="宋体" w:hint="eastAsia"/>
-        </w:rPr>
-        <w:t>全局池化和分层池化以及</w:t>
-      </w:r>
-      <w:proofErr w:type="gramEnd"/>
-      <w:r>
-        <w:rPr>
-          <w:rFonts w:ascii="宋体" w:eastAsia="宋体" w:hAnsi="宋体" w:hint="eastAsia"/>
-        </w:rPr>
-        <w:t>自注意力方法融入分子图特征提取过程，以获得具有丰富药物特征表示的两种药物表示。</w:t>
-      </w:r>
-      <w:r>
-        <w:rPr>
-          <w:rFonts w:ascii="宋体" w:eastAsia="宋体" w:hAnsi="宋体" w:hint="eastAsia"/>
-        </w:rPr>
-        <w:lastRenderedPageBreak/>
-        <w:t xml:space="preserve">浅层模型不足以捕捉全局特征。在 </w:t>
-      </w:r>
-      <w:proofErr w:type="spellStart"/>
-      <w:r>
-        <w:rPr>
-          <w:rFonts w:ascii="宋体" w:eastAsia="宋体" w:hAnsi="宋体" w:hint="eastAsia"/>
-        </w:rPr>
-        <w:t>DenseNet</w:t>
-      </w:r>
-      <w:proofErr w:type="spellEnd"/>
-      <w:r>
-        <w:rPr>
-          <w:rFonts w:ascii="宋体" w:eastAsia="宋体" w:hAnsi="宋体" w:hint="eastAsia"/>
-        </w:rPr>
-        <w:t xml:space="preserve"> [63]的鼓励下，</w:t>
-      </w:r>
-      <w:proofErr w:type="spellStart"/>
-      <w:r>
-        <w:rPr>
-          <w:rFonts w:ascii="宋体" w:eastAsia="宋体" w:hAnsi="宋体" w:hint="eastAsia"/>
-        </w:rPr>
-        <w:t>MGraphDTA</w:t>
-      </w:r>
-      <w:proofErr w:type="spellEnd"/>
-      <w:r>
-        <w:rPr>
-          <w:rFonts w:ascii="宋体" w:eastAsia="宋体" w:hAnsi="宋体" w:hint="eastAsia"/>
-        </w:rPr>
-        <w:t xml:space="preserve"> 作为一种深度网络模型被提出来，它使用深度网络学习特征来处理药物分子和蛋白质序列。</w:t>
-      </w:r>
-    </w:p>
-    <w:p>
-      <w:pPr>
-        <w:spacing w:after="0" w:line="240" w:lineRule="auto"/>
-        <w:jc w:val="both"/>
-        <w:rPr>
-          <w:rFonts w:ascii="宋体" w:eastAsia="宋体" w:hAnsi="宋体" w:hint="eastAsia"/>
-        </w:rPr>
-      </w:pPr>
-    </w:p>
-    <w:p>
-      <w:pPr>
-        <w:spacing w:after="0" w:line="240" w:lineRule="auto"/>
-        <w:jc w:val="both"/>
-        <w:rPr>
-          <w:rFonts w:ascii="宋体" w:eastAsia="宋体" w:hAnsi="宋体" w:hint="eastAsia"/>
-        </w:rPr>
-      </w:pPr>
-      <w:bookmarkStart w:id="0" w:name="OLE_LINK1"/>
-      <w:r>
-        <w:rPr>
-          <w:rFonts w:ascii="宋体" w:eastAsia="宋体" w:hAnsi="宋体" w:hint="eastAsia"/>
-        </w:rPr>
-        <w:t>国外：</w:t>
-      </w:r>
-      <w:proofErr w:type="spellStart"/>
-      <w:r>
-        <w:rPr>
-          <w:rFonts w:ascii="宋体" w:eastAsia="宋体" w:hAnsi="宋体"/>
-        </w:rPr>
-        <w:t>DeepDTA</w:t>
-      </w:r>
-      <w:proofErr w:type="spellEnd"/>
-      <w:r>
-        <w:rPr>
-          <w:rFonts w:ascii="宋体" w:eastAsia="宋体" w:hAnsi="宋体"/>
-        </w:rPr>
-        <w:t xml:space="preserve"> [22] </w:t>
-      </w:r>
-      <w:r>
-        <w:rPr>
-          <w:rFonts w:ascii="宋体" w:eastAsia="宋体" w:hAnsi="宋体" w:hint="eastAsia"/>
-        </w:rPr>
-        <w:t>采用两个</w:t>
-      </w:r>
-      <w:r>
-        <w:rPr>
-          <w:rFonts w:ascii="宋体" w:eastAsia="宋体" w:hAnsi="宋体"/>
-        </w:rPr>
-        <w:t xml:space="preserve">CNN </w:t>
-      </w:r>
-      <w:r>
-        <w:rPr>
-          <w:rFonts w:ascii="宋体" w:eastAsia="宋体" w:hAnsi="宋体" w:hint="eastAsia"/>
-        </w:rPr>
-        <w:t>来学习药物分子和蛋白质序列的特征以进行</w:t>
-      </w:r>
-      <w:r>
-        <w:rPr>
-          <w:rFonts w:ascii="宋体" w:eastAsia="宋体" w:hAnsi="宋体"/>
-        </w:rPr>
-        <w:t xml:space="preserve">DTA </w:t>
-      </w:r>
-      <w:r>
-        <w:rPr>
-          <w:rFonts w:ascii="宋体" w:eastAsia="宋体" w:hAnsi="宋体" w:hint="eastAsia"/>
-        </w:rPr>
-        <w:t>预测。另外添加了两个</w:t>
-      </w:r>
-      <w:r>
-        <w:rPr>
-          <w:rFonts w:ascii="宋体" w:eastAsia="宋体" w:hAnsi="宋体"/>
-        </w:rPr>
-        <w:t xml:space="preserve">CNN </w:t>
-      </w:r>
-      <w:r>
-        <w:rPr>
-          <w:rFonts w:ascii="宋体" w:eastAsia="宋体" w:hAnsi="宋体" w:hint="eastAsia"/>
-        </w:rPr>
-        <w:t>分别学习蛋白质结构域和基序（</w:t>
-      </w:r>
-      <w:r>
-        <w:rPr>
-          <w:rFonts w:ascii="宋体" w:eastAsia="宋体" w:hAnsi="宋体"/>
-        </w:rPr>
-        <w:t>PDMs</w:t>
-      </w:r>
-      <w:r>
-        <w:rPr>
-          <w:rFonts w:ascii="宋体" w:eastAsia="宋体" w:hAnsi="宋体" w:hint="eastAsia"/>
-        </w:rPr>
-        <w:t>）以及配体最大公共子结构（</w:t>
-      </w:r>
-      <w:r>
-        <w:rPr>
-          <w:rFonts w:ascii="宋体" w:eastAsia="宋体" w:hAnsi="宋体"/>
-        </w:rPr>
-        <w:t>LMCSs</w:t>
-      </w:r>
-      <w:r>
-        <w:rPr>
-          <w:rFonts w:ascii="宋体" w:eastAsia="宋体" w:hAnsi="宋体" w:hint="eastAsia"/>
-        </w:rPr>
-        <w:t>）的特征。</w:t>
-      </w:r>
-      <w:proofErr w:type="spellStart"/>
-      <w:r>
-        <w:rPr>
-          <w:rFonts w:ascii="宋体" w:eastAsia="宋体" w:hAnsi="宋体"/>
-        </w:rPr>
-        <w:t>WideDTA</w:t>
-      </w:r>
-      <w:proofErr w:type="spellEnd"/>
-      <w:r>
-        <w:rPr>
-          <w:rFonts w:ascii="宋体" w:eastAsia="宋体" w:hAnsi="宋体"/>
-        </w:rPr>
-        <w:t xml:space="preserve"> [23] </w:t>
-      </w:r>
-      <w:r>
-        <w:rPr>
-          <w:rFonts w:ascii="宋体" w:eastAsia="宋体" w:hAnsi="宋体" w:hint="eastAsia"/>
-        </w:rPr>
-        <w:t>是</w:t>
-      </w:r>
-      <w:r>
-        <w:rPr>
-          <w:rFonts w:ascii="宋体" w:eastAsia="宋体" w:hAnsi="宋体"/>
-        </w:rPr>
-        <w:t xml:space="preserve"> </w:t>
-      </w:r>
-      <w:proofErr w:type="spellStart"/>
-      <w:r>
-        <w:rPr>
-          <w:rFonts w:ascii="宋体" w:eastAsia="宋体" w:hAnsi="宋体"/>
-        </w:rPr>
-        <w:t>DeepDTA</w:t>
-      </w:r>
-      <w:proofErr w:type="spellEnd"/>
-      <w:r>
-        <w:rPr>
-          <w:rFonts w:ascii="宋体" w:eastAsia="宋体" w:hAnsi="宋体"/>
-        </w:rPr>
-        <w:t xml:space="preserve"> </w:t>
-      </w:r>
-      <w:r>
-        <w:rPr>
-          <w:rFonts w:ascii="宋体" w:eastAsia="宋体" w:hAnsi="宋体" w:hint="eastAsia"/>
-        </w:rPr>
-        <w:t>的改进版本。为了捕捉药物和蛋白质序</w:t>
-      </w:r>
-    </w:p>
-    <w:p>
-      <w:pPr>
-        <w:spacing w:after="0" w:line="240" w:lineRule="auto"/>
-        <w:jc w:val="both"/>
-        <w:rPr>
-          <w:rFonts w:ascii="宋体" w:eastAsia="宋体" w:hAnsi="宋体" w:hint="eastAsia"/>
-        </w:rPr>
-      </w:pPr>
-      <w:r>
-        <w:rPr>
-          <w:rFonts w:ascii="宋体" w:eastAsia="宋体" w:hAnsi="宋体" w:hint="eastAsia"/>
-        </w:rPr>
-        <w:t>列的潜在特征以进行亲和力预测</w:t>
-      </w:r>
-      <w:r>
-        <w:rPr>
-          <w:rFonts w:ascii="宋体" w:eastAsia="宋体" w:hAnsi="宋体" w:hint="eastAsia"/>
-        </w:rPr>
-        <w:t>。</w:t>
-      </w:r>
-      <w:proofErr w:type="spellStart"/>
-      <w:r>
-        <w:rPr>
-          <w:rFonts w:ascii="宋体" w:eastAsia="宋体" w:hAnsi="宋体"/>
-        </w:rPr>
-        <w:t>AttentionSiteDTI</w:t>
-      </w:r>
-      <w:proofErr w:type="spellEnd"/>
-      <w:r>
-        <w:rPr>
-          <w:rFonts w:ascii="宋体" w:eastAsia="宋体" w:hAnsi="宋体"/>
-        </w:rPr>
-        <w:t xml:space="preserve"> [25]</w:t>
-      </w:r>
-      <w:r>
-        <w:rPr>
-          <w:rFonts w:ascii="宋体" w:eastAsia="宋体" w:hAnsi="宋体" w:hint="eastAsia"/>
-          <w:u w:val="single"/>
-        </w:rPr>
-        <w:t>利用药物与靶点之间的结构信息构建图，结合自然语言处理（</w:t>
-      </w:r>
-      <w:r>
-        <w:rPr>
-          <w:rFonts w:ascii="宋体" w:eastAsia="宋体" w:hAnsi="宋体"/>
-          <w:u w:val="single"/>
-        </w:rPr>
-        <w:t>NLP</w:t>
-      </w:r>
-      <w:r>
-        <w:rPr>
-          <w:rFonts w:ascii="宋体" w:eastAsia="宋体" w:hAnsi="宋体" w:hint="eastAsia"/>
-          <w:u w:val="single"/>
-        </w:rPr>
-        <w:t>）技术处理文本数据中的关系信息，并应用注意力机制对图中不同节点和</w:t>
-      </w:r>
-      <w:proofErr w:type="gramStart"/>
-      <w:r>
-        <w:rPr>
-          <w:rFonts w:ascii="宋体" w:eastAsia="宋体" w:hAnsi="宋体" w:hint="eastAsia"/>
-          <w:u w:val="single"/>
-        </w:rPr>
-        <w:t>边</w:t>
-      </w:r>
-      <w:proofErr w:type="gramEnd"/>
-      <w:r>
-        <w:rPr>
-          <w:rFonts w:ascii="宋体" w:eastAsia="宋体" w:hAnsi="宋体" w:hint="eastAsia"/>
-          <w:u w:val="single"/>
-        </w:rPr>
-        <w:t>的重要性进行加权</w:t>
-      </w:r>
-      <w:r>
-        <w:rPr>
-          <w:rFonts w:ascii="宋体" w:eastAsia="宋体" w:hAnsi="宋体" w:hint="eastAsia"/>
-        </w:rPr>
-        <w:t>。</w:t>
-      </w:r>
-      <w:proofErr w:type="spellStart"/>
-      <w:r>
-        <w:rPr>
-          <w:rFonts w:ascii="宋体" w:eastAsia="宋体" w:hAnsi="宋体"/>
-        </w:rPr>
-        <w:t>DrugBAN</w:t>
-      </w:r>
-      <w:proofErr w:type="spellEnd"/>
-      <w:r>
-        <w:rPr>
-          <w:rFonts w:ascii="宋体" w:eastAsia="宋体" w:hAnsi="宋体"/>
-        </w:rPr>
-        <w:t xml:space="preserve"> [26] </w:t>
-      </w:r>
-      <w:r>
-        <w:rPr>
-          <w:rFonts w:ascii="宋体" w:eastAsia="宋体" w:hAnsi="宋体" w:hint="eastAsia"/>
-          <w:u w:val="single"/>
-        </w:rPr>
-        <w:t>引入了一种基于双线性注意力网络的模型，以捕捉特征之间的相互作用，并使用注意力机制对不同特征的重要性进行加权。</w:t>
-      </w:r>
-      <w:r>
-        <w:rPr>
-          <w:rFonts w:ascii="宋体" w:eastAsia="宋体" w:hAnsi="宋体" w:hint="eastAsia"/>
-        </w:rPr>
-        <w:t>此外，该模型还结合了领域自适应技术，通过适应不同领域的数据来提高预测性能。</w:t>
-      </w:r>
-      <w:r>
-        <w:rPr>
-          <w:rFonts w:ascii="宋体" w:eastAsia="宋体" w:hAnsi="宋体"/>
-        </w:rPr>
-        <w:t xml:space="preserve">NRLMF [30] </w:t>
-      </w:r>
-      <w:r>
-        <w:rPr>
-          <w:rFonts w:ascii="宋体" w:eastAsia="宋体" w:hAnsi="宋体" w:hint="eastAsia"/>
-        </w:rPr>
-        <w:t>引入正则化以纳入邻域信息，促使相似的药物和靶点在特征空间中保持接近。它通过矩阵分解建模</w:t>
-      </w:r>
-      <w:r>
-        <w:rPr>
-          <w:rFonts w:ascii="宋体" w:eastAsia="宋体" w:hAnsi="宋体"/>
-        </w:rPr>
-        <w:t>DTI</w:t>
-      </w:r>
-      <w:r>
-        <w:rPr>
-          <w:rFonts w:ascii="宋体" w:eastAsia="宋体" w:hAnsi="宋体" w:hint="eastAsia"/>
-        </w:rPr>
-        <w:t>的概率，以实现准确预测。</w:t>
-      </w:r>
-      <w:r>
-        <w:rPr>
-          <w:rFonts w:ascii="宋体" w:eastAsia="宋体" w:hAnsi="宋体"/>
-        </w:rPr>
-        <w:t>NRLMF</w:t>
-      </w:r>
-      <w:r>
-        <w:rPr>
-          <w:rFonts w:ascii="宋体" w:eastAsia="宋体" w:hAnsi="宋体" w:hint="eastAsia"/>
-        </w:rPr>
-        <w:t>β</w:t>
-      </w:r>
-      <w:r>
-        <w:rPr>
-          <w:rFonts w:ascii="宋体" w:eastAsia="宋体" w:hAnsi="宋体"/>
-        </w:rPr>
-        <w:t xml:space="preserve"> [31] </w:t>
-      </w:r>
-      <w:r>
-        <w:rPr>
-          <w:rFonts w:ascii="宋体" w:eastAsia="宋体" w:hAnsi="宋体" w:hint="eastAsia"/>
-        </w:rPr>
-        <w:t>在</w:t>
-      </w:r>
-      <w:r>
-        <w:rPr>
-          <w:rFonts w:ascii="宋体" w:eastAsia="宋体" w:hAnsi="宋体"/>
-        </w:rPr>
-        <w:t xml:space="preserve"> NRLMF </w:t>
-      </w:r>
-      <w:r>
-        <w:rPr>
-          <w:rFonts w:ascii="宋体" w:eastAsia="宋体" w:hAnsi="宋体" w:hint="eastAsia"/>
-        </w:rPr>
-        <w:t>的基础上解</w:t>
-      </w:r>
-    </w:p>
-    <w:p>
-      <w:pPr>
-        <w:spacing w:after="0" w:line="240" w:lineRule="auto"/>
-        <w:jc w:val="both"/>
-        <w:rPr>
-          <w:rFonts w:ascii="宋体" w:eastAsia="宋体" w:hAnsi="宋体" w:hint="eastAsia"/>
-        </w:rPr>
-      </w:pPr>
-      <w:r>
-        <w:rPr>
-          <w:rFonts w:ascii="宋体" w:eastAsia="宋体" w:hAnsi="宋体" w:hint="eastAsia"/>
-        </w:rPr>
-        <w:t>决了</w:t>
-      </w:r>
-      <w:r>
-        <w:rPr>
-          <w:rFonts w:ascii="宋体" w:eastAsia="宋体" w:hAnsi="宋体"/>
-        </w:rPr>
-        <w:t xml:space="preserve">DTI </w:t>
-      </w:r>
-      <w:r>
-        <w:rPr>
-          <w:rFonts w:ascii="宋体" w:eastAsia="宋体" w:hAnsi="宋体" w:hint="eastAsia"/>
-        </w:rPr>
-        <w:t>样本信息有限时预测不准确的问题</w:t>
-      </w:r>
-      <w:r>
-        <w:rPr>
-          <w:rFonts w:ascii="宋体" w:eastAsia="宋体" w:hAnsi="宋体" w:hint="eastAsia"/>
-        </w:rPr>
-        <w:t>。</w:t>
-      </w:r>
       <w:r>
         <w:rPr>
           <w:rFonts w:ascii="宋体" w:eastAsia="宋体" w:hAnsi="宋体" w:hint="eastAsia"/>
@@ -5544,35 +4568,7 @@
         <w:rPr>
           <w:rFonts w:ascii="宋体" w:eastAsia="宋体" w:hAnsi="宋体" w:hint="eastAsia"/>
         </w:rPr>
-        <w:t>蛋白质向量（</w:t>
-      </w:r>
-      <w:proofErr w:type="spellStart"/>
-      <w:r>
-        <w:rPr>
-          <w:rFonts w:ascii="宋体" w:eastAsia="宋体" w:hAnsi="宋体" w:hint="eastAsia"/>
-        </w:rPr>
-        <w:t>ProtVec</w:t>
-      </w:r>
-      <w:proofErr w:type="spellEnd"/>
-      <w:r>
-        <w:rPr>
-          <w:rFonts w:ascii="宋体" w:eastAsia="宋体" w:hAnsi="宋体" w:hint="eastAsia"/>
-        </w:rPr>
-        <w:t>）表示蛋白质（氨基酸序列），基因向量（</w:t>
-      </w:r>
-      <w:proofErr w:type="spellStart"/>
-      <w:r>
-        <w:rPr>
-          <w:rFonts w:ascii="宋体" w:eastAsia="宋体" w:hAnsi="宋体" w:hint="eastAsia"/>
-        </w:rPr>
-        <w:t>GeneVec</w:t>
-      </w:r>
-      <w:proofErr w:type="spellEnd"/>
-      <w:r>
-        <w:rPr>
-          <w:rFonts w:ascii="宋体" w:eastAsia="宋体" w:hAnsi="宋体" w:hint="eastAsia"/>
-        </w:rPr>
-        <w:t>）表示基因序列</w:t>
+        <w:t>蛋白质向量（ProtVec）表示蛋白质（氨基酸序列），基因向量（GeneVec）表示基因序列</w:t>
       </w:r>
       <w:r>
         <w:rPr>
@@ -5593,6 +4589,66 @@
         <w:t>由于缺乏可用的蛋白质资源，在小型数据集上表现出色的模型在大型数据集上可能表现不佳。因此，[60] 对大量蛋白质进行了基于变换器的预训练。</w:t>
       </w:r>
       <w:bookmarkEnd w:id="0"/>
+      <w:r>
+        <w:rPr>
+          <w:rFonts w:ascii="宋体" w:eastAsia="宋体" w:hAnsi="宋体"/>
+        </w:rPr>
+        <w:t xml:space="preserve">GraphDTA [66] </w:t>
+      </w:r>
+      <w:r>
+        <w:rPr>
+          <w:rFonts w:ascii="宋体" w:eastAsia="宋体" w:hAnsi="宋体" w:hint="eastAsia"/>
+        </w:rPr>
+        <w:t>在图神经网络（</w:t>
+      </w:r>
+      <w:r>
+        <w:rPr>
+          <w:rFonts w:ascii="宋体" w:eastAsia="宋体" w:hAnsi="宋体"/>
+        </w:rPr>
+        <w:t>GCN</w:t>
+      </w:r>
+      <w:r>
+        <w:rPr>
+          <w:rFonts w:ascii="宋体" w:eastAsia="宋体" w:hAnsi="宋体" w:hint="eastAsia"/>
+        </w:rPr>
+        <w:t>、</w:t>
+      </w:r>
+      <w:r>
+        <w:rPr>
+          <w:rFonts w:ascii="宋体" w:eastAsia="宋体" w:hAnsi="宋体"/>
+        </w:rPr>
+        <w:t xml:space="preserve">GAT </w:t>
+      </w:r>
+      <w:r>
+        <w:rPr>
+          <w:rFonts w:ascii="宋体" w:eastAsia="宋体" w:hAnsi="宋体" w:hint="eastAsia"/>
+        </w:rPr>
+        <w:t>或</w:t>
+      </w:r>
+      <w:r>
+        <w:rPr>
+          <w:rFonts w:ascii="宋体" w:eastAsia="宋体" w:hAnsi="宋体"/>
+        </w:rPr>
+        <w:t xml:space="preserve"> GIN</w:t>
+      </w:r>
+      <w:r>
+        <w:rPr>
+          <w:rFonts w:ascii="宋体" w:eastAsia="宋体" w:hAnsi="宋体" w:hint="eastAsia"/>
+        </w:rPr>
+        <w:t>）下使用分子图来获取高级特征。对于蛋白质，采用卷积神经网络（</w:t>
+      </w:r>
+      <w:r>
+        <w:rPr>
+          <w:rFonts w:ascii="宋体" w:eastAsia="宋体" w:hAnsi="宋体"/>
+        </w:rPr>
+        <w:t>CNN</w:t>
+      </w:r>
+      <w:r>
+        <w:rPr>
+          <w:rFonts w:ascii="宋体" w:eastAsia="宋体" w:hAnsi="宋体" w:hint="eastAsia"/>
+        </w:rPr>
+        <w:t>）来学习其隐藏特征。</w:t>
+      </w:r>
     </w:p>
     <w:p>
       <w:pPr>
@@ -7273,7 +6329,6 @@
   <w:style w:type="character" w:default="1" w:styleId="a0">
     <w:name w:val="Default Paragraph Font"/>
     <w:uiPriority w:val="1"/>
-    <w:semiHidden/>
     <w:unhideWhenUsed/>
   </w:style>
   <w:style w:type="table" w:default="1" w:styleId="a1">
